--- a/오찬_추진계획_최종보고서.docx
+++ b/오찬_추진계획_최종보고서.docx
@@ -31,11 +31,42 @@
           <w:color w:val="606060"/>
           <w:sz w:val="20"/>
         </w:rPr>
-        <w:t>정부보고서(개조식) · victim-luncheon-team 교차 리뷰 반영본</w:t>
+        <w:t>정부보고서(개조식) · victim-luncheon-team 교차 리뷰 반영 2차 개정본</w:t>
       </w:r>
     </w:p>
     <w:p>
       <w:pPr>
+        <w:spacing w:after="40"/>
+        <w:jc w:val="center"/>
+      </w:pPr>
+      <w:r>
+        <w:rPr>
+          <w:rFonts w:ascii="맑은 고딕" w:hAnsi="맑은 고딕" w:eastAsia="맑은 고딕"/>
+          <w:b w:val="0"/>
+          <w:color w:val="404040"/>
+          <w:sz w:val="19"/>
+        </w:rPr>
+        <w:t>대상 근거: 「진실·화해를 위한 과거사정리 기본법」 제2조제1항제4호·제5호(및 제2조제2항) 진실규명 사건</w:t>
+      </w:r>
+    </w:p>
+    <w:p>
+      <w:pPr>
+        <w:spacing w:after="40"/>
+        <w:jc w:val="center"/>
+      </w:pPr>
+      <w:r>
+        <w:rPr>
+          <w:rFonts w:ascii="맑은 고딕" w:hAnsi="맑은 고딕" w:eastAsia="맑은 고딕"/>
+          <w:b w:val="0"/>
+          <w:color w:val="404040"/>
+          <w:sz w:val="19"/>
+        </w:rPr>
+        <w:t>구체 사례: 붙임 1 「권위주의 통치시기 인권침해 대표 사건」 참조</w:t>
+      </w:r>
+    </w:p>
+    <w:p>
+      <w:pPr>
+        <w:spacing w:after="40"/>
         <w:jc w:val="center"/>
       </w:pPr>
       <w:r>
@@ -45,7 +76,7 @@
           <w:color w:val="808080"/>
           <w:sz w:val="18"/>
         </w:rPr>
-        <w:t>※ 사건 사실·법률 조항·통계는 진화위 결정문/종합보고서·법률 원문으로 최종 검증 필요. 미검증 항목은 [확인 필요] 표기.</w:t>
+        <w:t>※ 사건 규모·법률 조문은 진화위 결정문·법률 원문으로 최종 검증. 미검증 항목 [확인 필요].</w:t>
       </w:r>
     </w:p>
     <w:p/>
@@ -84,12 +115,27 @@
         </w:rPr>
         <w:t>배경</w:t>
       </w:r>
+    </w:p>
+    <w:p>
+      <w:pPr>
+        <w:spacing w:after="40"/>
+        <w:ind w:left="720"/>
+      </w:pPr>
       <w:r>
         <w:rPr>
           <w:rFonts w:ascii="맑은 고딕" w:hAnsi="맑은 고딕" w:eastAsia="맑은 고딕"/>
           <w:b w:val="0"/>
           <w:sz w:val="22"/>
         </w:rPr>
+        <w:t xml:space="preserve">○ </w:t>
+      </w:r>
+      <w:r>
+        <w:rPr>
+          <w:rFonts w:ascii="맑은 고딕" w:hAnsi="맑은 고딕" w:eastAsia="맑은 고딕"/>
+          <w:b w:val="0"/>
+          <w:sz w:val="22"/>
+        </w:rPr>
+        <w:t>진화위(1기 2005~2010, 2기 2020~2026)는 권위주의 통치시기 위법·부당한 공권력 행사로 인한 중대한 인권침해·조작의혹 사건을 진실규명하고 국가의 공식 사과·명예회복·배상을 권고</w:t>
       </w:r>
     </w:p>
     <w:p>
@@ -111,7 +157,23 @@
           <w:b w:val="0"/>
           <w:sz w:val="22"/>
         </w:rPr>
-        <w:t>진실·화해를위한과거사정리위원회(1기 2005~2010, 2기 2020~2026)는 권위주의 통치시기 국가폭력 다수 사건을 진실규명하고, 국가의 공식 사과·명예회복·배상을 권고</w:t>
+        <w:t xml:space="preserve">1·2기의 노력에도 </w:t>
+      </w:r>
+      <w:r>
+        <w:rPr>
+          <w:rFonts w:ascii="맑은 고딕" w:hAnsi="맑은 고딕" w:eastAsia="맑은 고딕"/>
+          <w:b/>
+          <w:sz w:val="22"/>
+        </w:rPr>
+        <w:t>과거사 청산은 아직 마무리되지 못함</w:t>
+      </w:r>
+      <w:r>
+        <w:rPr>
+          <w:rFonts w:ascii="맑은 고딕" w:hAnsi="맑은 고딕" w:eastAsia="맑은 고딕"/>
+          <w:b w:val="0"/>
+          <w:sz w:val="22"/>
+        </w:rPr>
+        <w:t xml:space="preserve"> — 다수 피해자·유족이 사과·배상·명예회복을 온전히 받지 못한 채 고령화</w:t>
       </w:r>
     </w:p>
     <w:p>
@@ -133,7 +195,7 @@
           <w:b w:val="0"/>
           <w:sz w:val="22"/>
         </w:rPr>
-        <w:t>상당수 사건은 진실규명 이후에도 국가 차원의 위로·사과·후속조치가 지연·미실현</w:t>
+        <w:t>5·18·부마 등 개별 특별법·전담기구를 갖춘 대규모 사건과 달리, 제2조제1항제4호·제5호 사건 피해자는 국가적 위로의 계기가 부족</w:t>
       </w:r>
     </w:p>
     <w:p>
@@ -152,24 +214,10 @@
       <w:r>
         <w:rPr>
           <w:rFonts w:ascii="맑은 고딕" w:hAnsi="맑은 고딕" w:eastAsia="맑은 고딕"/>
-          <w:b w:val="0"/>
+          <w:b/>
           <w:sz w:val="22"/>
         </w:rPr>
-        <w:t>5·18, 부마 등 개별 특별법·전담기구를 갖춘 대규모 사건과 달리, 개별법의 사각지대에 있는 진화위 진실규명 사건 피해자는 위로의 계기가 부족</w:t>
-      </w:r>
-    </w:p>
-    <w:p>
-      <w:pPr>
-        <w:spacing w:after="40"/>
-        <w:ind w:left="720"/>
-      </w:pPr>
-      <w:r>
-        <w:rPr>
-          <w:rFonts w:ascii="맑은 고딕" w:hAnsi="맑은 고딕" w:eastAsia="맑은 고딕"/>
-          <w:b w:val="0"/>
-          <w:sz w:val="22"/>
-        </w:rPr>
-        <w:t xml:space="preserve">○ </w:t>
+        <w:t>3기 진화위 위원 임명 완료(2026.7월), 7.21 제1차 전원위원회에서 최초 진실규명 개시 예정</w:t>
       </w:r>
       <w:r>
         <w:rPr>
@@ -177,7 +225,7 @@
           <w:b w:val="0"/>
           <w:sz w:val="22"/>
         </w:rPr>
-        <w:t>2026.2.26 3기 진화위 출범(위원장 송상교, 2026.6.24 위원 구성 완료)으로 과거사 문제 해결의 새로운 국면 개시</w:t>
+        <w:t xml:space="preserve"> → 과거사 해결의 새 국면 개시</w:t>
       </w:r>
     </w:p>
     <w:p>
@@ -201,12 +249,27 @@
         </w:rPr>
         <w:t>목적</w:t>
       </w:r>
+    </w:p>
+    <w:p>
+      <w:pPr>
+        <w:spacing w:after="40"/>
+        <w:ind w:left="720"/>
+      </w:pPr>
       <w:r>
         <w:rPr>
           <w:rFonts w:ascii="맑은 고딕" w:hAnsi="맑은 고딕" w:eastAsia="맑은 고딕"/>
           <w:b w:val="0"/>
           <w:sz w:val="22"/>
         </w:rPr>
+        <w:t xml:space="preserve">○ </w:t>
+      </w:r>
+      <w:r>
+        <w:rPr>
+          <w:rFonts w:ascii="맑은 고딕" w:hAnsi="맑은 고딕" w:eastAsia="맑은 고딕"/>
+          <w:b w:val="0"/>
+          <w:sz w:val="22"/>
+        </w:rPr>
+        <w:t>국가폭력 피해자·유족을 모시고 국가의 공식 사과와 위로·예우를 표함</w:t>
       </w:r>
     </w:p>
     <w:p>
@@ -228,7 +291,7 @@
           <w:b w:val="0"/>
           <w:sz w:val="22"/>
         </w:rPr>
-        <w:t>국가폭력 피해자·유족을 모시고 국가의 공식적 위로와 예우를 표함</w:t>
+        <w:t>개별 사건의 공통점을 도출, 지속가능한 후속조치 체계(배·보상, 권고 이행 점검)를 약속</w:t>
       </w:r>
     </w:p>
     <w:p>
@@ -250,7 +313,51 @@
           <w:b w:val="0"/>
           <w:sz w:val="22"/>
         </w:rPr>
-        <w:t>개별 사건의 공통점을 도출, 범정부 차원 후속조치 방향을 제시</w:t>
+        <w:t>3기 진화위 위원과 함께하는 자리로 이번 정부의 과거사 해결 의지와 철저한 진실규명 당부 표명</w:t>
+      </w:r>
+    </w:p>
+    <w:p>
+      <w:pPr>
+        <w:spacing w:before="280" w:after="120"/>
+      </w:pPr>
+      <w:r>
+        <w:rPr>
+          <w:rFonts w:ascii="맑은 고딕" w:hAnsi="맑은 고딕" w:eastAsia="맑은 고딕"/>
+          <w:b/>
+          <w:color w:val="1F3864"/>
+          <w:sz w:val="28"/>
+        </w:rPr>
+        <w:t>Ⅱ. 행사일(8.6)과 대상사건의 연계성 (제안)</w:t>
+      </w:r>
+    </w:p>
+    <w:p>
+      <w:pPr>
+        <w:spacing w:after="40"/>
+        <w:ind w:left="288"/>
+      </w:pPr>
+      <w:r>
+        <w:rPr>
+          <w:rFonts w:ascii="맑은 고딕" w:hAnsi="맑은 고딕" w:eastAsia="맑은 고딕"/>
+          <w:b w:val="0"/>
+          <w:sz w:val="22"/>
+        </w:rPr>
+        <w:t xml:space="preserve">□ </w:t>
+      </w:r>
+      <w:r>
+        <w:rPr>
+          <w:rFonts w:ascii="맑은 고딕" w:hAnsi="맑은 고딕" w:eastAsia="맑은 고딕"/>
+          <w:b w:val="0"/>
+          <w:sz w:val="22"/>
+        </w:rPr>
+        <w:t xml:space="preserve">기본 컨셉: </w:t>
+      </w:r>
+      <w:r>
+        <w:rPr>
+          <w:rFonts w:ascii="맑은 고딕" w:hAnsi="맑은 고딕" w:eastAsia="맑은 고딕"/>
+          <w:b/>
+          <w:sz w:val="22"/>
+        </w:rPr>
+        <w:t>"광복(光復) — 국권의 회복에서 국민 존엄의 회복으로"</w:t>
       </w:r>
     </w:p>
     <w:p>
@@ -272,7 +379,117 @@
           <w:b w:val="0"/>
           <w:sz w:val="22"/>
         </w:rPr>
-        <w:t>3기 진화위와 함께하는 자리를 통해 이번 정부의 과거사 해결 의지와 철저한 진실규명 당부 표명</w:t>
+        <w:t>8월은 광복절(8.15)의 달 → 나라를 되찾은 '국권의 광복' 정신을, 국가에 의해 짓밟힌 국민 존엄의 회복으로 잇는다</w:t>
+      </w:r>
+    </w:p>
+    <w:p>
+      <w:pPr>
+        <w:spacing w:after="40"/>
+        <w:ind w:left="720"/>
+      </w:pPr>
+      <w:r>
+        <w:rPr>
+          <w:rFonts w:ascii="맑은 고딕" w:hAnsi="맑은 고딕" w:eastAsia="맑은 고딕"/>
+          <w:b w:val="0"/>
+          <w:sz w:val="22"/>
+        </w:rPr>
+        <w:t xml:space="preserve">○ </w:t>
+      </w:r>
+      <w:r>
+        <w:rPr>
+          <w:rFonts w:ascii="맑은 고딕" w:hAnsi="맑은 고딕" w:eastAsia="맑은 고딕"/>
+          <w:b w:val="0"/>
+          <w:sz w:val="22"/>
+        </w:rPr>
+        <w:t>대상사건은 광복 이후 수립된 '우리 정부'가 국민에게 가한 국가폭력(제4호·제5호) → 외세로부터의 광복과 대비되는 '미완의 과제, 내부의 인권 광복'을 완성한다는 상징</w:t>
+      </w:r>
+    </w:p>
+    <w:p>
+      <w:pPr>
+        <w:spacing w:after="40"/>
+        <w:ind w:left="720"/>
+      </w:pPr>
+      <w:r>
+        <w:rPr>
+          <w:rFonts w:ascii="맑은 고딕" w:hAnsi="맑은 고딕" w:eastAsia="맑은 고딕"/>
+          <w:b w:val="0"/>
+          <w:sz w:val="22"/>
+        </w:rPr>
+        <w:t xml:space="preserve">○ </w:t>
+      </w:r>
+      <w:r>
+        <w:rPr>
+          <w:rFonts w:ascii="맑은 고딕" w:hAnsi="맑은 고딕" w:eastAsia="맑은 고딕"/>
+          <w:b w:val="0"/>
+          <w:sz w:val="22"/>
+        </w:rPr>
+        <w:t>광복절(8.15) 9일 전 개최(8.6) → 광복절 국가 메시지의 전주곡으로, "진정한 광복은 국가폭력 피해자의 명예회복까지"를 예고</w:t>
+      </w:r>
+    </w:p>
+    <w:p>
+      <w:pPr>
+        <w:spacing w:after="40"/>
+        <w:ind w:left="288"/>
+      </w:pPr>
+      <w:r>
+        <w:rPr>
+          <w:rFonts w:ascii="맑은 고딕" w:hAnsi="맑은 고딕" w:eastAsia="맑은 고딕"/>
+          <w:b w:val="0"/>
+          <w:sz w:val="22"/>
+        </w:rPr>
+        <w:t xml:space="preserve">□ </w:t>
+      </w:r>
+      <w:r>
+        <w:rPr>
+          <w:rFonts w:ascii="맑은 고딕" w:hAnsi="맑은 고딕" w:eastAsia="맑은 고딕"/>
+          <w:b/>
+          <w:sz w:val="22"/>
+        </w:rPr>
+        <w:t>시점적 연계</w:t>
+      </w:r>
+    </w:p>
+    <w:p>
+      <w:pPr>
+        <w:spacing w:after="40"/>
+        <w:ind w:left="720"/>
+      </w:pPr>
+      <w:r>
+        <w:rPr>
+          <w:rFonts w:ascii="맑은 고딕" w:hAnsi="맑은 고딕" w:eastAsia="맑은 고딕"/>
+          <w:b w:val="0"/>
+          <w:sz w:val="22"/>
+        </w:rPr>
+        <w:t xml:space="preserve">○ </w:t>
+      </w:r>
+      <w:r>
+        <w:rPr>
+          <w:rFonts w:ascii="맑은 고딕" w:hAnsi="맑은 고딕" w:eastAsia="맑은 고딕"/>
+          <w:b w:val="0"/>
+          <w:sz w:val="22"/>
+        </w:rPr>
+        <w:t>3기 진화위가 7.21 최초 진실규명을 개시한 직후(8.6) → 정부·신임 위원회·피해자가 처음 한자리에 모여 새 출발을 선언하는 자연스러운 계기</w:t>
+      </w:r>
+    </w:p>
+    <w:p>
+      <w:pPr>
+        <w:spacing w:after="40"/>
+        <w:ind w:left="720"/>
+      </w:pPr>
+      <w:r>
+        <w:rPr>
+          <w:rFonts w:ascii="맑은 고딕" w:hAnsi="맑은 고딕" w:eastAsia="맑은 고딕"/>
+          <w:b w:val="0"/>
+          <w:sz w:val="22"/>
+        </w:rPr>
+        <w:t xml:space="preserve">○ </w:t>
+      </w:r>
+      <w:r>
+        <w:rPr>
+          <w:rFonts w:ascii="맑은 고딕" w:hAnsi="맑은 고딕" w:eastAsia="맑은 고딕"/>
+          <w:b w:val="0"/>
+          <w:sz w:val="22"/>
+        </w:rPr>
+        <w:t>(대안) 특정 사건 기일과의 정밀 연계가 필요할 경우 일자 미세조정 가능 [협의]</w:t>
       </w:r>
     </w:p>
     <w:p>
@@ -286,7 +503,7 @@
           <w:color w:val="1F3864"/>
           <w:sz w:val="28"/>
         </w:rPr>
-        <w:t>Ⅱ. 초청 대상 선정</w:t>
+        <w:t>Ⅲ. 초청 대상 선정</w:t>
       </w:r>
     </w:p>
     <w:p>
@@ -321,7 +538,7 @@
           <w:b w:val="0"/>
           <w:sz w:val="22"/>
         </w:rPr>
-        <w:t>진화위 1·2기 진실규명 사건 중 권위주의기 국가폭력 + 국가(공식) 사과 권고 사건</w:t>
+        <w:t>과거사정리법 제2조제1항제4호·제5호(및 제2조제2항)에 따른 진실규명 사건(붙임 1)</w:t>
       </w:r>
     </w:p>
     <w:p>
@@ -343,391 +560,96 @@
           <w:b w:val="0"/>
           <w:sz w:val="22"/>
         </w:rPr>
-        <w:t>유형별 대표 사건(예시, [확인 필요]로 결정문 대조)</w:t>
+        <w:t>붙임 1의 4개 유형 분류를 그대로 초청 프레임으로 사용</w:t>
       </w:r>
     </w:p>
-    <w:tbl>
-      <w:tblPr>
-        <w:tblStyle w:val="TableGrid"/>
-        <w:tblW w:type="auto" w:w="0"/>
-        <w:jc w:val="center"/>
-        <w:tblLook w:firstColumn="1" w:firstRow="1" w:lastColumn="0" w:lastRow="0" w:noHBand="0" w:noVBand="1" w:val="04A0"/>
-      </w:tblPr>
-      <w:tblGrid>
-        <w:gridCol w:w="2880"/>
-        <w:gridCol w:w="2880"/>
-        <w:gridCol w:w="2880"/>
-      </w:tblGrid>
-      <w:tr>
-        <w:tc>
-          <w:tcPr>
-            <w:tcW w:type="dxa" w:w="2016"/>
-            <w:shd w:val="clear" w:fill="1F3864"/>
-          </w:tcPr>
-          <w:p>
-            <w:pPr>
-              <w:jc w:val="center"/>
-            </w:pPr>
-            <w:r/>
-            <w:r>
-              <w:rPr>
-                <w:rFonts w:ascii="맑은 고딕" w:hAnsi="맑은 고딕" w:eastAsia="맑은 고딕"/>
-                <w:b/>
-                <w:color w:val="FFFFFF"/>
-                <w:sz w:val="20"/>
-              </w:rPr>
-              <w:t>유형</w:t>
-            </w:r>
-          </w:p>
-        </w:tc>
-        <w:tc>
-          <w:tcPr>
-            <w:tcW w:type="dxa" w:w="4320"/>
-            <w:shd w:val="clear" w:fill="1F3864"/>
-          </w:tcPr>
-          <w:p>
-            <w:pPr>
-              <w:jc w:val="center"/>
-            </w:pPr>
-            <w:r/>
-            <w:r>
-              <w:rPr>
-                <w:rFonts w:ascii="맑은 고딕" w:hAnsi="맑은 고딕" w:eastAsia="맑은 고딕"/>
-                <w:b/>
-                <w:color w:val="FFFFFF"/>
-                <w:sz w:val="20"/>
-              </w:rPr>
-              <w:t>대표 사건(예)</w:t>
-            </w:r>
-          </w:p>
-        </w:tc>
-        <w:tc>
-          <w:tcPr>
-            <w:tcW w:type="dxa" w:w="3168"/>
-            <w:shd w:val="clear" w:fill="1F3864"/>
-          </w:tcPr>
-          <w:p>
-            <w:pPr>
-              <w:jc w:val="center"/>
-            </w:pPr>
-            <w:r/>
-            <w:r>
-              <w:rPr>
-                <w:rFonts w:ascii="맑은 고딕" w:hAnsi="맑은 고딕" w:eastAsia="맑은 고딕"/>
-                <w:b/>
-                <w:color w:val="FFFFFF"/>
-                <w:sz w:val="20"/>
-              </w:rPr>
-              <w:t>비고</w:t>
-            </w:r>
-          </w:p>
-        </w:tc>
-      </w:tr>
-      <w:tr>
-        <w:tc>
-          <w:tcPr>
-            <w:tcW w:type="dxa" w:w="2016"/>
-          </w:tcPr>
-          <w:p>
-            <w:r/>
-            <w:r>
-              <w:rPr>
-                <w:rFonts w:ascii="맑은 고딕" w:hAnsi="맑은 고딕" w:eastAsia="맑은 고딕"/>
-                <w:b w:val="0"/>
-                <w:sz w:val="20"/>
-              </w:rPr>
-              <w:t>민간인 집단희생</w:t>
-            </w:r>
-          </w:p>
-        </w:tc>
-        <w:tc>
-          <w:tcPr>
-            <w:tcW w:type="dxa" w:w="4320"/>
-          </w:tcPr>
-          <w:p>
-            <w:r/>
-            <w:r>
-              <w:rPr>
-                <w:rFonts w:ascii="맑은 고딕" w:hAnsi="맑은 고딕" w:eastAsia="맑은 고딕"/>
-                <w:b w:val="0"/>
-                <w:sz w:val="20"/>
-              </w:rPr>
-              <w:t>국민보도연맹·형무소 재소자 학살, 부역혐의 희생 등</w:t>
-            </w:r>
-          </w:p>
-        </w:tc>
-        <w:tc>
-          <w:tcPr>
-            <w:tcW w:type="dxa" w:w="3168"/>
-          </w:tcPr>
-          <w:p>
-            <w:r/>
-            <w:r>
-              <w:rPr>
-                <w:rFonts w:ascii="맑은 고딕" w:hAnsi="맑은 고딕" w:eastAsia="맑은 고딕"/>
-                <w:b w:val="0"/>
-                <w:sz w:val="20"/>
-              </w:rPr>
-              <w:t>노무현 前 대통령 공식 사과 선례(보도연맹)</w:t>
-            </w:r>
-          </w:p>
-        </w:tc>
-      </w:tr>
-      <w:tr>
-        <w:tc>
-          <w:tcPr>
-            <w:tcW w:type="dxa" w:w="2016"/>
-          </w:tcPr>
-          <w:p>
-            <w:r/>
-            <w:r>
-              <w:rPr>
-                <w:rFonts w:ascii="맑은 고딕" w:hAnsi="맑은 고딕" w:eastAsia="맑은 고딕"/>
-                <w:b w:val="0"/>
-                <w:sz w:val="20"/>
-              </w:rPr>
-              <w:t>공안조작·사법살인</w:t>
-            </w:r>
-          </w:p>
-        </w:tc>
-        <w:tc>
-          <w:tcPr>
-            <w:tcW w:type="dxa" w:w="4320"/>
-          </w:tcPr>
-          <w:p>
-            <w:r/>
-            <w:r>
-              <w:rPr>
-                <w:rFonts w:ascii="맑은 고딕" w:hAnsi="맑은 고딕" w:eastAsia="맑은 고딕"/>
-                <w:b w:val="0"/>
-                <w:sz w:val="20"/>
-              </w:rPr>
-              <w:t>인혁당 재건위 사건 등</w:t>
-            </w:r>
-          </w:p>
-        </w:tc>
-        <w:tc>
-          <w:tcPr>
-            <w:tcW w:type="dxa" w:w="3168"/>
-          </w:tcPr>
-          <w:p>
-            <w:r/>
-            <w:r>
-              <w:rPr>
-                <w:rFonts w:ascii="맑은 고딕" w:hAnsi="맑은 고딕" w:eastAsia="맑은 고딕"/>
-                <w:b w:val="0"/>
-                <w:sz w:val="20"/>
-              </w:rPr>
-              <w:t>재심 무죄 다수</w:t>
-            </w:r>
-          </w:p>
-        </w:tc>
-      </w:tr>
-      <w:tr>
-        <w:tc>
-          <w:tcPr>
-            <w:tcW w:type="dxa" w:w="2016"/>
-          </w:tcPr>
-          <w:p>
-            <w:r/>
-            <w:r>
-              <w:rPr>
-                <w:rFonts w:ascii="맑은 고딕" w:hAnsi="맑은 고딕" w:eastAsia="맑은 고딕"/>
-                <w:b w:val="0"/>
-                <w:sz w:val="20"/>
-              </w:rPr>
-              <w:t>조작간첩</w:t>
-            </w:r>
-          </w:p>
-        </w:tc>
-        <w:tc>
-          <w:tcPr>
-            <w:tcW w:type="dxa" w:w="4320"/>
-          </w:tcPr>
-          <w:p>
-            <w:r/>
-            <w:r>
-              <w:rPr>
-                <w:rFonts w:ascii="맑은 고딕" w:hAnsi="맑은 고딕" w:eastAsia="맑은 고딕"/>
-                <w:b w:val="0"/>
-                <w:sz w:val="20"/>
-              </w:rPr>
-              <w:t>납북귀환어부·재일교포·일반 조작간첩 사건</w:t>
-            </w:r>
-          </w:p>
-        </w:tc>
-        <w:tc>
-          <w:tcPr>
-            <w:tcW w:type="dxa" w:w="3168"/>
-          </w:tcPr>
-          <w:p>
-            <w:r/>
-            <w:r>
-              <w:rPr>
-                <w:rFonts w:ascii="맑은 고딕" w:hAnsi="맑은 고딕" w:eastAsia="맑은 고딕"/>
-                <w:b w:val="0"/>
-                <w:sz w:val="20"/>
-              </w:rPr>
-              <w:t>재심 무죄 다수</w:t>
-            </w:r>
-          </w:p>
-        </w:tc>
-      </w:tr>
-      <w:tr>
-        <w:tc>
-          <w:tcPr>
-            <w:tcW w:type="dxa" w:w="2016"/>
-          </w:tcPr>
-          <w:p>
-            <w:r/>
-            <w:r>
-              <w:rPr>
-                <w:rFonts w:ascii="맑은 고딕" w:hAnsi="맑은 고딕" w:eastAsia="맑은 고딕"/>
-                <w:b w:val="0"/>
-                <w:sz w:val="20"/>
-              </w:rPr>
-              <w:t>강제수용·인권침해</w:t>
-            </w:r>
-          </w:p>
-        </w:tc>
-        <w:tc>
-          <w:tcPr>
-            <w:tcW w:type="dxa" w:w="4320"/>
-          </w:tcPr>
-          <w:p>
-            <w:r/>
-            <w:r>
-              <w:rPr>
-                <w:rFonts w:ascii="맑은 고딕" w:hAnsi="맑은 고딕" w:eastAsia="맑은 고딕"/>
-                <w:b w:val="0"/>
-                <w:sz w:val="20"/>
-              </w:rPr>
-              <w:t>형제복지원, 선감학원, 서산개척단</w:t>
-            </w:r>
-          </w:p>
-        </w:tc>
-        <w:tc>
-          <w:tcPr>
-            <w:tcW w:type="dxa" w:w="3168"/>
-          </w:tcPr>
-          <w:p>
-            <w:r/>
-            <w:r>
-              <w:rPr>
-                <w:rFonts w:ascii="맑은 고딕" w:hAnsi="맑은 고딕" w:eastAsia="맑은 고딕"/>
-                <w:b w:val="0"/>
-                <w:sz w:val="20"/>
-              </w:rPr>
-              <w:t>2기 진실규명·국가배상 판결</w:t>
-            </w:r>
-          </w:p>
-        </w:tc>
-      </w:tr>
-      <w:tr>
-        <w:tc>
-          <w:tcPr>
-            <w:tcW w:type="dxa" w:w="2016"/>
-          </w:tcPr>
-          <w:p>
-            <w:r/>
-            <w:r>
-              <w:rPr>
-                <w:rFonts w:ascii="맑은 고딕" w:hAnsi="맑은 고딕" w:eastAsia="맑은 고딕"/>
-                <w:b w:val="0"/>
-                <w:sz w:val="20"/>
-              </w:rPr>
-              <w:t>불법구금·고문</w:t>
-            </w:r>
-          </w:p>
-        </w:tc>
-        <w:tc>
-          <w:tcPr>
-            <w:tcW w:type="dxa" w:w="4320"/>
-          </w:tcPr>
-          <w:p>
-            <w:r/>
-            <w:r>
-              <w:rPr>
-                <w:rFonts w:ascii="맑은 고딕" w:hAnsi="맑은 고딕" w:eastAsia="맑은 고딕"/>
-                <w:b w:val="0"/>
-                <w:sz w:val="20"/>
-              </w:rPr>
-              <w:t>삼청교육대(삼청교육 피해)</w:t>
-            </w:r>
-          </w:p>
-        </w:tc>
-        <w:tc>
-          <w:tcPr>
-            <w:tcW w:type="dxa" w:w="3168"/>
-          </w:tcPr>
-          <w:p>
-            <w:r/>
-            <w:r>
-              <w:rPr>
-                <w:rFonts w:ascii="맑은 고딕" w:hAnsi="맑은 고딕" w:eastAsia="맑은 고딕"/>
-                <w:b w:val="0"/>
-                <w:sz w:val="20"/>
-              </w:rPr>
-              <w:t>국가 사과·피해회복·법 개정 권고</w:t>
-            </w:r>
-          </w:p>
-        </w:tc>
-      </w:tr>
-      <w:tr>
-        <w:tc>
-          <w:tcPr>
-            <w:tcW w:type="dxa" w:w="2016"/>
-          </w:tcPr>
-          <w:p>
-            <w:r/>
-            <w:r>
-              <w:rPr>
-                <w:rFonts w:ascii="맑은 고딕" w:hAnsi="맑은 고딕" w:eastAsia="맑은 고딕"/>
-                <w:b w:val="0"/>
-                <w:sz w:val="20"/>
-              </w:rPr>
-              <w:t>의문사·기타</w:t>
-            </w:r>
-          </w:p>
-        </w:tc>
-        <w:tc>
-          <w:tcPr>
-            <w:tcW w:type="dxa" w:w="4320"/>
-          </w:tcPr>
-          <w:p>
-            <w:r/>
-            <w:r>
-              <w:rPr>
-                <w:rFonts w:ascii="맑은 고딕" w:hAnsi="맑은 고딕" w:eastAsia="맑은 고딕"/>
-                <w:b w:val="0"/>
-                <w:sz w:val="20"/>
-              </w:rPr>
-              <w:t>의문사·강제동원 관련 사건</w:t>
-            </w:r>
-          </w:p>
-        </w:tc>
-        <w:tc>
-          <w:tcPr>
-            <w:tcW w:type="dxa" w:w="3168"/>
-          </w:tcPr>
-          <w:p>
-            <w:r/>
-            <w:r>
-              <w:rPr>
-                <w:rFonts w:ascii="맑은 고딕" w:hAnsi="맑은 고딕" w:eastAsia="맑은 고딕"/>
-                <w:b w:val="0"/>
-                <w:sz w:val="20"/>
-              </w:rPr>
-              <w:t>[확인 필요]</w:t>
-            </w:r>
-          </w:p>
-        </w:tc>
-      </w:tr>
-    </w:tbl>
     <w:p>
       <w:pPr>
         <w:spacing w:after="40"/>
+        <w:ind w:left="720"/>
       </w:pPr>
+      <w:r>
+        <w:rPr>
+          <w:rFonts w:ascii="맑은 고딕" w:hAnsi="맑은 고딕" w:eastAsia="맑은 고딕"/>
+          <w:b w:val="0"/>
+          <w:sz w:val="22"/>
+        </w:rPr>
+        <w:t xml:space="preserve">○ </w:t>
+      </w:r>
+      <w:r>
+        <w:rPr>
+          <w:rFonts w:ascii="맑은 고딕" w:hAnsi="맑은 고딕" w:eastAsia="맑은 고딕"/>
+          <w:b w:val="0"/>
+          <w:sz w:val="22"/>
+        </w:rPr>
+        <w:t>(Ⅱ-1) 민주화과정의 노동·교육·언론·종교활동 탄압 사건</w:t>
+      </w:r>
+    </w:p>
+    <w:p>
+      <w:pPr>
+        <w:spacing w:after="40"/>
+        <w:ind w:left="720"/>
+      </w:pPr>
+      <w:r>
+        <w:rPr>
+          <w:rFonts w:ascii="맑은 고딕" w:hAnsi="맑은 고딕" w:eastAsia="맑은 고딕"/>
+          <w:b w:val="0"/>
+          <w:sz w:val="22"/>
+        </w:rPr>
+        <w:t xml:space="preserve">○ </w:t>
+      </w:r>
+      <w:r>
+        <w:rPr>
+          <w:rFonts w:ascii="맑은 고딕" w:hAnsi="맑은 고딕" w:eastAsia="맑은 고딕"/>
+          <w:b w:val="0"/>
+          <w:sz w:val="22"/>
+        </w:rPr>
+        <w:t>(Ⅱ-2) 공권력에 의한 사회적 약자 인권침해 사건</w:t>
+      </w:r>
+    </w:p>
+    <w:p>
+      <w:pPr>
+        <w:spacing w:after="40"/>
+        <w:ind w:left="720"/>
+      </w:pPr>
+      <w:r>
+        <w:rPr>
+          <w:rFonts w:ascii="맑은 고딕" w:hAnsi="맑은 고딕" w:eastAsia="맑은 고딕"/>
+          <w:b w:val="0"/>
+          <w:sz w:val="22"/>
+        </w:rPr>
+        <w:t xml:space="preserve">○ </w:t>
+      </w:r>
+      <w:r>
+        <w:rPr>
+          <w:rFonts w:ascii="맑은 고딕" w:hAnsi="맑은 고딕" w:eastAsia="맑은 고딕"/>
+          <w:b w:val="0"/>
+          <w:sz w:val="22"/>
+        </w:rPr>
+        <w:t>(Ⅱ-3) 수사기관의 불법구금·고문·가혹행위 등 인권침해 사건</w:t>
+      </w:r>
+    </w:p>
+    <w:p>
+      <w:pPr>
+        <w:spacing w:after="40"/>
+        <w:ind w:left="720"/>
+      </w:pPr>
+      <w:r>
+        <w:rPr>
+          <w:rFonts w:ascii="맑은 고딕" w:hAnsi="맑은 고딕" w:eastAsia="맑은 고딕"/>
+          <w:b w:val="0"/>
+          <w:sz w:val="22"/>
+        </w:rPr>
+        <w:t xml:space="preserve">○ </w:t>
+      </w:r>
+      <w:r>
+        <w:rPr>
+          <w:rFonts w:ascii="맑은 고딕" w:hAnsi="맑은 고딕" w:eastAsia="맑은 고딕"/>
+          <w:b w:val="0"/>
+          <w:sz w:val="22"/>
+        </w:rPr>
+        <w:t>(Ⅱ-4) 재산권·생존권 등 기타 인권침해 사건</w:t>
+      </w:r>
     </w:p>
     <w:p>
       <w:pPr>
@@ -739,7 +661,214 @@
           <w:b/>
           <w:sz w:val="24"/>
         </w:rPr>
-        <w:t>2. 배제 원칙 (팀원 2) — 먼저 적용</w:t>
+        <w:t>2. 배제 원칙 (팀원 2)</w:t>
+      </w:r>
+    </w:p>
+    <w:p>
+      <w:pPr>
+        <w:spacing w:after="40"/>
+        <w:ind w:left="288"/>
+      </w:pPr>
+      <w:r>
+        <w:rPr>
+          <w:rFonts w:ascii="맑은 고딕" w:hAnsi="맑은 고딕" w:eastAsia="맑은 고딕"/>
+          <w:b w:val="0"/>
+          <w:sz w:val="22"/>
+        </w:rPr>
+        <w:t xml:space="preserve">□ </w:t>
+      </w:r>
+      <w:r>
+        <w:rPr>
+          <w:rFonts w:ascii="맑은 고딕" w:hAnsi="맑은 고딕" w:eastAsia="맑은 고딕"/>
+          <w:b/>
+          <w:sz w:val="22"/>
+        </w:rPr>
+        <w:t>개별 특별법 + 전담위 + 별도 배보상이 가동 중인 대규모 사건 제외</w:t>
+      </w:r>
+      <w:r>
+        <w:rPr>
+          <w:rFonts w:ascii="맑은 고딕" w:hAnsi="맑은 고딕" w:eastAsia="맑은 고딕"/>
+          <w:b w:val="0"/>
+          <w:sz w:val="22"/>
+        </w:rPr>
+        <w:t>: 5·18, 부마민주항쟁, 제주 4·3, 노근리, 거창 등 [확인 필요]</w:t>
+      </w:r>
+    </w:p>
+    <w:p>
+      <w:pPr>
+        <w:spacing w:after="40"/>
+        <w:ind w:left="720"/>
+      </w:pPr>
+      <w:r>
+        <w:rPr>
+          <w:rFonts w:ascii="맑은 고딕" w:hAnsi="맑은 고딕" w:eastAsia="맑은 고딕"/>
+          <w:b w:val="0"/>
+          <w:sz w:val="22"/>
+        </w:rPr>
+        <w:t xml:space="preserve">○ </w:t>
+      </w:r>
+      <w:r>
+        <w:rPr>
+          <w:rFonts w:ascii="맑은 고딕" w:hAnsi="맑은 고딕" w:eastAsia="맑은 고딕"/>
+          <w:b w:val="0"/>
+          <w:sz w:val="22"/>
+        </w:rPr>
+        <w:t>사유: 독립된 명예회복 트랙 보유 → 본 오찬(제4호·제5호 사각지대 사건)과 중복·경합</w:t>
+      </w:r>
+    </w:p>
+    <w:p>
+      <w:pPr>
+        <w:spacing w:after="40"/>
+        <w:ind w:left="720"/>
+      </w:pPr>
+      <w:r>
+        <w:rPr>
+          <w:rFonts w:ascii="맑은 고딕" w:hAnsi="맑은 고딕" w:eastAsia="맑은 고딕"/>
+          <w:b w:val="0"/>
+          <w:sz w:val="22"/>
+        </w:rPr>
+        <w:t xml:space="preserve">○ </w:t>
+      </w:r>
+      <w:r>
+        <w:rPr>
+          <w:rFonts w:ascii="맑은 고딕" w:hAnsi="맑은 고딕" w:eastAsia="맑은 고딕"/>
+          <w:b w:val="0"/>
+          <w:sz w:val="22"/>
+        </w:rPr>
+        <w:t>※ 붙임 1 목록은 이미 제4호·제5호 중심으로 구성되어 위 대규모 사건과 자연 구분됨</w:t>
+      </w:r>
+    </w:p>
+    <w:p>
+      <w:pPr>
+        <w:spacing w:after="80" w:before="0"/>
+      </w:pPr>
+      <w:r>
+        <w:rPr>
+          <w:rFonts w:ascii="맑은 고딕" w:hAnsi="맑은 고딕" w:eastAsia="맑은 고딕"/>
+          <w:b/>
+          <w:sz w:val="24"/>
+        </w:rPr>
+        <w:t>3. 대상사건·초청자 선정 기준 (팀원 2)</w:t>
+      </w:r>
+    </w:p>
+    <w:p>
+      <w:pPr>
+        <w:spacing w:after="40"/>
+        <w:ind w:left="288"/>
+      </w:pPr>
+      <w:r>
+        <w:rPr>
+          <w:rFonts w:ascii="맑은 고딕" w:hAnsi="맑은 고딕" w:eastAsia="맑은 고딕"/>
+          <w:b w:val="0"/>
+          <w:sz w:val="22"/>
+        </w:rPr>
+        <w:t xml:space="preserve">□ </w:t>
+      </w:r>
+      <w:r>
+        <w:rPr>
+          <w:rFonts w:ascii="맑은 고딕" w:hAnsi="맑은 고딕" w:eastAsia="맑은 고딕"/>
+          <w:b/>
+          <w:sz w:val="22"/>
+        </w:rPr>
+        <w:t>유형 대표성</w:t>
+      </w:r>
+      <w:r>
+        <w:rPr>
+          <w:rFonts w:ascii="맑은 고딕" w:hAnsi="맑은 고딕" w:eastAsia="맑은 고딕"/>
+          <w:b w:val="0"/>
+          <w:sz w:val="22"/>
+        </w:rPr>
+        <w:t>: 4개 유형이 고르게 대표되도록 배분</w:t>
+      </w:r>
+    </w:p>
+    <w:p>
+      <w:pPr>
+        <w:spacing w:after="40"/>
+        <w:ind w:left="288"/>
+      </w:pPr>
+      <w:r>
+        <w:rPr>
+          <w:rFonts w:ascii="맑은 고딕" w:hAnsi="맑은 고딕" w:eastAsia="맑은 고딕"/>
+          <w:b w:val="0"/>
+          <w:sz w:val="22"/>
+        </w:rPr>
+        <w:t xml:space="preserve">□ </w:t>
+      </w:r>
+      <w:r>
+        <w:rPr>
+          <w:rFonts w:ascii="맑은 고딕" w:hAnsi="맑은 고딕" w:eastAsia="맑은 고딕"/>
+          <w:b/>
+          <w:sz w:val="22"/>
+        </w:rPr>
+        <w:t>국가책임 명확성·후속조치 미이행도</w:t>
+      </w:r>
+      <w:r>
+        <w:rPr>
+          <w:rFonts w:ascii="맑은 고딕" w:hAnsi="맑은 고딕" w:eastAsia="맑은 고딕"/>
+          <w:b w:val="0"/>
+          <w:sz w:val="22"/>
+        </w:rPr>
+        <w:t>: 재심 무죄·진실규명 확정, 사과·배상 미실현 사건 우선</w:t>
+      </w:r>
+    </w:p>
+    <w:p>
+      <w:pPr>
+        <w:spacing w:after="40"/>
+        <w:ind w:left="288"/>
+      </w:pPr>
+      <w:r>
+        <w:rPr>
+          <w:rFonts w:ascii="맑은 고딕" w:hAnsi="맑은 고딕" w:eastAsia="맑은 고딕"/>
+          <w:b w:val="0"/>
+          <w:sz w:val="22"/>
+        </w:rPr>
+        <w:t xml:space="preserve">□ </w:t>
+      </w:r>
+      <w:r>
+        <w:rPr>
+          <w:rFonts w:ascii="맑은 고딕" w:hAnsi="맑은 고딕" w:eastAsia="맑은 고딕"/>
+          <w:b/>
+          <w:sz w:val="22"/>
+        </w:rPr>
+        <w:t>직접성·생존 우선</w:t>
+      </w:r>
+      <w:r>
+        <w:rPr>
+          <w:rFonts w:ascii="맑은 고딕" w:hAnsi="맑은 고딕" w:eastAsia="맑은 고딕"/>
+          <w:b w:val="0"/>
+          <w:sz w:val="22"/>
+        </w:rPr>
+        <w:t>: 생존 피해자 본인 → 부재 시 직계 유족/유족회 대표</w:t>
+      </w:r>
+    </w:p>
+    <w:p>
+      <w:pPr>
+        <w:spacing w:after="40"/>
+        <w:ind w:left="288"/>
+      </w:pPr>
+      <w:r>
+        <w:rPr>
+          <w:rFonts w:ascii="맑은 고딕" w:hAnsi="맑은 고딕" w:eastAsia="맑은 고딕"/>
+          <w:b w:val="0"/>
+          <w:sz w:val="22"/>
+        </w:rPr>
+        <w:t xml:space="preserve">□ </w:t>
+      </w:r>
+      <w:r>
+        <w:rPr>
+          <w:rFonts w:ascii="맑은 고딕" w:hAnsi="맑은 고딕" w:eastAsia="맑은 고딕"/>
+          <w:b/>
+          <w:sz w:val="22"/>
+        </w:rPr>
+        <w:t>사건당 1~2인</w:t>
+      </w:r>
+      <w:r>
+        <w:rPr>
+          <w:rFonts w:ascii="맑은 고딕" w:hAnsi="맑은 고딕" w:eastAsia="맑은 고딕"/>
+          <w:b w:val="0"/>
+          <w:sz w:val="22"/>
+        </w:rPr>
+        <w:t>: 규모와 무관하게 대표를 두어 최대한 많은 사건을 대표(대형사건 편중 방지)</w:t>
       </w:r>
     </w:p>
     <w:p>
@@ -761,216 +890,7 @@
           <w:b w:val="0"/>
           <w:sz w:val="22"/>
         </w:rPr>
-        <w:t>개별 특별법 + 전담 위원회 + 별도 명예회복/배보상이 가동 중인 대규모 사건의 피해자는 제외</w:t>
-      </w:r>
-    </w:p>
-    <w:p>
-      <w:pPr>
-        <w:spacing w:after="40"/>
-        <w:ind w:left="720"/>
-      </w:pPr>
-      <w:r>
-        <w:rPr>
-          <w:rFonts w:ascii="맑은 고딕" w:hAnsi="맑은 고딕" w:eastAsia="맑은 고딕"/>
-          <w:b w:val="0"/>
-          <w:sz w:val="22"/>
-        </w:rPr>
-        <w:t xml:space="preserve">○ </w:t>
-      </w:r>
-      <w:r>
-        <w:rPr>
-          <w:rFonts w:ascii="맑은 고딕" w:hAnsi="맑은 고딕" w:eastAsia="맑은 고딕"/>
-          <w:b w:val="0"/>
-          <w:sz w:val="22"/>
-        </w:rPr>
-        <w:t>제외: 5·18 민주화운동, 부마민주항쟁 및 이에 준하는 사건(제주 4·3, 노근리, 거창 등 — 각 근거법·전담위 존재 확인 후 적용) [확인 필요]</w:t>
-      </w:r>
-    </w:p>
-    <w:p>
-      <w:pPr>
-        <w:spacing w:after="40"/>
-        <w:ind w:left="720"/>
-      </w:pPr>
-      <w:r>
-        <w:rPr>
-          <w:rFonts w:ascii="맑은 고딕" w:hAnsi="맑은 고딕" w:eastAsia="맑은 고딕"/>
-          <w:b w:val="0"/>
-          <w:sz w:val="22"/>
-        </w:rPr>
-        <w:t xml:space="preserve">○ </w:t>
-      </w:r>
-      <w:r>
-        <w:rPr>
-          <w:rFonts w:ascii="맑은 고딕" w:hAnsi="맑은 고딕" w:eastAsia="맑은 고딕"/>
-          <w:b w:val="0"/>
-          <w:sz w:val="22"/>
-        </w:rPr>
-        <w:t>사유: 이미 독립된 명예회복 트랙 보유 → 정원 제한된 본 오찬 취지와 중복·경합</w:t>
-      </w:r>
-    </w:p>
-    <w:p>
-      <w:pPr>
-        <w:spacing w:after="80" w:before="0"/>
-      </w:pPr>
-      <w:r>
-        <w:rPr>
-          <w:rFonts w:ascii="맑은 고딕" w:hAnsi="맑은 고딕" w:eastAsia="맑은 고딕"/>
-          <w:b/>
-          <w:sz w:val="24"/>
-        </w:rPr>
-        <w:t>3. 대상사건 선정 기준 (팀원 2)</w:t>
-      </w:r>
-    </w:p>
-    <w:p>
-      <w:pPr>
-        <w:spacing w:after="40"/>
-        <w:ind w:left="288"/>
-      </w:pPr>
-      <w:r>
-        <w:rPr>
-          <w:rFonts w:ascii="맑은 고딕" w:hAnsi="맑은 고딕" w:eastAsia="맑은 고딕"/>
-          <w:b w:val="0"/>
-          <w:sz w:val="22"/>
-        </w:rPr>
-        <w:t xml:space="preserve">□ </w:t>
-      </w:r>
-      <w:r>
-        <w:rPr>
-          <w:rFonts w:ascii="맑은 고딕" w:hAnsi="맑은 고딕" w:eastAsia="맑은 고딕"/>
-          <w:b/>
-          <w:sz w:val="22"/>
-        </w:rPr>
-        <w:t>우선순위 가중 축</w:t>
-      </w:r>
-      <w:r>
-        <w:rPr>
-          <w:rFonts w:ascii="맑은 고딕" w:hAnsi="맑은 고딕" w:eastAsia="맑은 고딕"/>
-          <w:b w:val="0"/>
-          <w:sz w:val="22"/>
-        </w:rPr>
-      </w:r>
-    </w:p>
-    <w:p>
-      <w:pPr>
-        <w:spacing w:after="40"/>
-        <w:ind w:left="720"/>
-      </w:pPr>
-      <w:r>
-        <w:rPr>
-          <w:rFonts w:ascii="맑은 고딕" w:hAnsi="맑은 고딕" w:eastAsia="맑은 고딕"/>
-          <w:b w:val="0"/>
-          <w:sz w:val="22"/>
-        </w:rPr>
-        <w:t xml:space="preserve">○ </w:t>
-      </w:r>
-      <w:r>
-        <w:rPr>
-          <w:rFonts w:ascii="맑은 고딕" w:hAnsi="맑은 고딕" w:eastAsia="맑은 고딕"/>
-          <w:b w:val="0"/>
-          <w:sz w:val="22"/>
-        </w:rPr>
-        <w:t>국가책임 명확성: 국가(공식) 사과 권고가 명시된 사건 우선</w:t>
-      </w:r>
-    </w:p>
-    <w:p>
-      <w:pPr>
-        <w:spacing w:after="40"/>
-        <w:ind w:left="720"/>
-      </w:pPr>
-      <w:r>
-        <w:rPr>
-          <w:rFonts w:ascii="맑은 고딕" w:hAnsi="맑은 고딕" w:eastAsia="맑은 고딕"/>
-          <w:b w:val="0"/>
-          <w:sz w:val="22"/>
-        </w:rPr>
-        <w:t xml:space="preserve">○ </w:t>
-      </w:r>
-      <w:r>
-        <w:rPr>
-          <w:rFonts w:ascii="맑은 고딕" w:hAnsi="맑은 고딕" w:eastAsia="맑은 고딕"/>
-          <w:b w:val="0"/>
-          <w:sz w:val="22"/>
-        </w:rPr>
-        <w:t>후속조치 미이행도: 사과·배상·명예회복이 지연·미실현된 사건 우선(위로 효과 큼)</w:t>
-      </w:r>
-    </w:p>
-    <w:p>
-      <w:pPr>
-        <w:spacing w:after="40"/>
-        <w:ind w:left="720"/>
-      </w:pPr>
-      <w:r>
-        <w:rPr>
-          <w:rFonts w:ascii="맑은 고딕" w:hAnsi="맑은 고딕" w:eastAsia="맑은 고딕"/>
-          <w:b w:val="0"/>
-          <w:sz w:val="22"/>
-        </w:rPr>
-        <w:t xml:space="preserve">○ </w:t>
-      </w:r>
-      <w:r>
-        <w:rPr>
-          <w:rFonts w:ascii="맑은 고딕" w:hAnsi="맑은 고딕" w:eastAsia="맑은 고딕"/>
-          <w:b w:val="0"/>
-          <w:sz w:val="22"/>
-        </w:rPr>
-        <w:t>유형 대표성: 국가폭력 유형(집단희생·공안조작·강제수용·고문·의문사 등)을 고르게 대표</w:t>
-      </w:r>
-    </w:p>
-    <w:p>
-      <w:pPr>
-        <w:spacing w:after="40"/>
-        <w:ind w:left="720"/>
-      </w:pPr>
-      <w:r>
-        <w:rPr>
-          <w:rFonts w:ascii="맑은 고딕" w:hAnsi="맑은 고딕" w:eastAsia="맑은 고딕"/>
-          <w:b w:val="0"/>
-          <w:sz w:val="22"/>
-        </w:rPr>
-        <w:t xml:space="preserve">○ </w:t>
-      </w:r>
-      <w:r>
-        <w:rPr>
-          <w:rFonts w:ascii="맑은 고딕" w:hAnsi="맑은 고딕" w:eastAsia="맑은 고딕"/>
-          <w:b w:val="0"/>
-          <w:sz w:val="22"/>
-        </w:rPr>
-        <w:t>시기·지역 균형: 특정 정부기·지역 편중 방지</w:t>
-      </w:r>
-    </w:p>
-    <w:p>
-      <w:pPr>
-        <w:spacing w:after="40"/>
-        <w:ind w:left="720"/>
-      </w:pPr>
-      <w:r>
-        <w:rPr>
-          <w:rFonts w:ascii="맑은 고딕" w:hAnsi="맑은 고딕" w:eastAsia="맑은 고딕"/>
-          <w:b w:val="0"/>
-          <w:sz w:val="22"/>
-        </w:rPr>
-        <w:t xml:space="preserve">○ </w:t>
-      </w:r>
-      <w:r>
-        <w:rPr>
-          <w:rFonts w:ascii="맑은 고딕" w:hAnsi="맑은 고딕" w:eastAsia="맑은 고딕"/>
-          <w:b w:val="0"/>
-          <w:sz w:val="22"/>
-        </w:rPr>
-        <w:t>개별법 부재: 본 오찬 외 위로 계기가 없는 사건 우선</w:t>
-      </w:r>
-    </w:p>
-    <w:p>
-      <w:pPr>
-        <w:spacing w:after="80" w:before="0"/>
-      </w:pPr>
-      <w:r>
-        <w:rPr>
-          <w:rFonts w:ascii="맑은 고딕" w:hAnsi="맑은 고딕" w:eastAsia="맑은 고딕"/>
-          <w:b/>
-          <w:sz w:val="24"/>
-        </w:rPr>
-        <w:t>4. 사건별 초청자 선정 기준 (팀원 2)</w:t>
+        <w:t>형평 장치: 관련 단체·유족회 협의 추천, 특정 단체 편중 방지</w:t>
       </w:r>
     </w:p>
     <w:p>
@@ -992,7 +912,20 @@
           <w:b w:val="0"/>
           <w:sz w:val="22"/>
         </w:rPr>
-        <w:t>직접성·생존 우선: 생존 피해자 본인 → 부재 시 직계 유족 대표</w:t>
+        <w:t>배려: 고령·거동 불편 피해자 동반 1인, 예비 명단 운용</w:t>
+      </w:r>
+    </w:p>
+    <w:p>
+      <w:pPr>
+        <w:spacing w:after="80" w:before="0"/>
+      </w:pPr>
+      <w:r>
+        <w:rPr>
+          <w:rFonts w:ascii="맑은 고딕" w:hAnsi="맑은 고딕" w:eastAsia="맑은 고딕"/>
+          <w:b/>
+          <w:sz w:val="24"/>
+        </w:rPr>
+        <w:t>4. 구체적 참석대상 사건(안) — 붙임 1 기반</w:t>
       </w:r>
     </w:p>
     <w:p>
@@ -1006,7 +939,7 @@
           <w:b w:val="0"/>
           <w:sz w:val="22"/>
         </w:rPr>
-        <w:t xml:space="preserve">□ </w:t>
+        <w:t xml:space="preserve">○ </w:t>
       </w:r>
       <w:r>
         <w:rPr>
@@ -1014,74 +947,1611 @@
           <w:b w:val="0"/>
           <w:sz w:val="22"/>
         </w:rPr>
-        <w:t>사건당 대표 1~2인: 규모와 무관하게 대표를 두어 최대한 많은 사건을 대표(소수 대형사건 편중 방지)</w:t>
+        <w:t>사건당 초청 1~2인, 피해자·유족 합계 약 70명 목표</w:t>
       </w:r>
     </w:p>
     <w:p>
       <w:pPr>
-        <w:spacing w:after="40"/>
-        <w:ind w:left="288"/>
+        <w:spacing w:after="40" w:before="0"/>
       </w:pPr>
       <w:r>
         <w:rPr>
           <w:rFonts w:ascii="맑은 고딕" w:hAnsi="맑은 고딕" w:eastAsia="맑은 고딕"/>
-          <w:b w:val="0"/>
+          <w:b/>
           <w:sz w:val="22"/>
         </w:rPr>
-        <w:t xml:space="preserve">□ </w:t>
+        <w:t>Ⅱ-1. 민주화과정 탄압 (약 16명)</w:t>
       </w:r>
-      <w:r>
-        <w:rPr>
-          <w:rFonts w:ascii="맑은 고딕" w:hAnsi="맑은 고딕" w:eastAsia="맑은 고딕"/>
-          <w:b w:val="0"/>
-          <w:sz w:val="22"/>
-        </w:rPr>
-        <w:t>상징성: 재심 무죄·명예회복 상징 인물, 오랜 진상규명 활동가/유족회 대표, 고령·건강 취약자 우선</w:t>
-      </w:r>
+    </w:p>
+    <w:tbl>
+      <w:tblPr>
+        <w:tblStyle w:val="TableGrid"/>
+        <w:tblW w:type="auto" w:w="0"/>
+        <w:jc w:val="center"/>
+        <w:tblLook w:firstColumn="1" w:firstRow="1" w:lastColumn="0" w:lastRow="0" w:noHBand="0" w:noVBand="1" w:val="04A0"/>
+      </w:tblPr>
+      <w:tblGrid>
+        <w:gridCol w:w="2880"/>
+        <w:gridCol w:w="2880"/>
+        <w:gridCol w:w="2880"/>
+      </w:tblGrid>
+      <w:tr>
+        <w:tc>
+          <w:tcPr>
+            <w:tcW w:type="dxa" w:w="4320"/>
+            <w:shd w:val="clear" w:fill="1F3864"/>
+          </w:tcPr>
+          <w:p>
+            <w:pPr>
+              <w:jc w:val="center"/>
+            </w:pPr>
+            <w:r/>
+            <w:r>
+              <w:rPr>
+                <w:rFonts w:ascii="맑은 고딕" w:hAnsi="맑은 고딕" w:eastAsia="맑은 고딕"/>
+                <w:b/>
+                <w:color w:val="FFFFFF"/>
+                <w:sz w:val="20"/>
+              </w:rPr>
+              <w:t>대상 사건</w:t>
+            </w:r>
+          </w:p>
+        </w:tc>
+        <w:tc>
+          <w:tcPr>
+            <w:tcW w:type="dxa" w:w="4176"/>
+            <w:shd w:val="clear" w:fill="1F3864"/>
+          </w:tcPr>
+          <w:p>
+            <w:pPr>
+              <w:jc w:val="center"/>
+            </w:pPr>
+            <w:r/>
+            <w:r>
+              <w:rPr>
+                <w:rFonts w:ascii="맑은 고딕" w:hAnsi="맑은 고딕" w:eastAsia="맑은 고딕"/>
+                <w:b/>
+                <w:color w:val="FFFFFF"/>
+                <w:sz w:val="20"/>
+              </w:rPr>
+              <w:t>초청 대상(안)</w:t>
+            </w:r>
+          </w:p>
+        </w:tc>
+        <w:tc>
+          <w:tcPr>
+            <w:tcW w:type="dxa" w:w="1008"/>
+            <w:shd w:val="clear" w:fill="1F3864"/>
+          </w:tcPr>
+          <w:p>
+            <w:pPr>
+              <w:jc w:val="center"/>
+            </w:pPr>
+            <w:r/>
+            <w:r>
+              <w:rPr>
+                <w:rFonts w:ascii="맑은 고딕" w:hAnsi="맑은 고딕" w:eastAsia="맑은 고딕"/>
+                <w:b/>
+                <w:color w:val="FFFFFF"/>
+                <w:sz w:val="20"/>
+              </w:rPr>
+              <w:t>인원</w:t>
+            </w:r>
+          </w:p>
+        </w:tc>
+      </w:tr>
+      <w:tr>
+        <w:tc>
+          <w:tcPr>
+            <w:tcW w:type="dxa" w:w="4320"/>
+          </w:tcPr>
+          <w:p>
+            <w:r/>
+            <w:r>
+              <w:rPr>
+                <w:rFonts w:ascii="맑은 고딕" w:hAnsi="맑은 고딕" w:eastAsia="맑은 고딕"/>
+                <w:b w:val="0"/>
+                <w:sz w:val="19"/>
+              </w:rPr>
+              <w:t>한일회담 반대운동 대학생 불법구금</w:t>
+            </w:r>
+          </w:p>
+        </w:tc>
+        <w:tc>
+          <w:tcPr>
+            <w:tcW w:type="dxa" w:w="4176"/>
+          </w:tcPr>
+          <w:p>
+            <w:r/>
+            <w:r>
+              <w:rPr>
+                <w:rFonts w:ascii="맑은 고딕" w:hAnsi="맑은 고딕" w:eastAsia="맑은 고딕"/>
+                <w:b w:val="0"/>
+                <w:sz w:val="19"/>
+              </w:rPr>
+              <w:t>6·3동지회 대표</w:t>
+            </w:r>
+          </w:p>
+        </w:tc>
+        <w:tc>
+          <w:tcPr>
+            <w:tcW w:type="dxa" w:w="1008"/>
+          </w:tcPr>
+          <w:p>
+            <w:pPr>
+              <w:jc w:val="center"/>
+            </w:pPr>
+            <w:r/>
+            <w:r>
+              <w:rPr>
+                <w:rFonts w:ascii="맑은 고딕" w:hAnsi="맑은 고딕" w:eastAsia="맑은 고딕"/>
+                <w:b w:val="0"/>
+                <w:sz w:val="19"/>
+              </w:rPr>
+              <w:t>2</w:t>
+            </w:r>
+          </w:p>
+        </w:tc>
+      </w:tr>
+      <w:tr>
+        <w:tc>
+          <w:tcPr>
+            <w:tcW w:type="dxa" w:w="4320"/>
+          </w:tcPr>
+          <w:p>
+            <w:r/>
+            <w:r>
+              <w:rPr>
+                <w:rFonts w:ascii="맑은 고딕" w:hAnsi="맑은 고딕" w:eastAsia="맑은 고딕"/>
+                <w:b w:val="0"/>
+                <w:sz w:val="19"/>
+              </w:rPr>
+              <w:t>강제징집·프락치 강요 공작</w:t>
+            </w:r>
+          </w:p>
+        </w:tc>
+        <w:tc>
+          <w:tcPr>
+            <w:tcW w:type="dxa" w:w="4176"/>
+          </w:tcPr>
+          <w:p>
+            <w:r/>
+            <w:r>
+              <w:rPr>
+                <w:rFonts w:ascii="맑은 고딕" w:hAnsi="맑은 고딕" w:eastAsia="맑은 고딕"/>
+                <w:b w:val="0"/>
+                <w:sz w:val="19"/>
+              </w:rPr>
+              <w:t>강제징집녹화·선도공작 진상규명위 대표</w:t>
+            </w:r>
+          </w:p>
+        </w:tc>
+        <w:tc>
+          <w:tcPr>
+            <w:tcW w:type="dxa" w:w="1008"/>
+          </w:tcPr>
+          <w:p>
+            <w:pPr>
+              <w:jc w:val="center"/>
+            </w:pPr>
+            <w:r/>
+            <w:r>
+              <w:rPr>
+                <w:rFonts w:ascii="맑은 고딕" w:hAnsi="맑은 고딕" w:eastAsia="맑은 고딕"/>
+                <w:b w:val="0"/>
+                <w:sz w:val="19"/>
+              </w:rPr>
+              <w:t>2</w:t>
+            </w:r>
+          </w:p>
+        </w:tc>
+      </w:tr>
+      <w:tr>
+        <w:tc>
+          <w:tcPr>
+            <w:tcW w:type="dxa" w:w="4320"/>
+          </w:tcPr>
+          <w:p>
+            <w:r/>
+            <w:r>
+              <w:rPr>
+                <w:rFonts w:ascii="맑은 고딕" w:hAnsi="맑은 고딕" w:eastAsia="맑은 고딕"/>
+                <w:b w:val="0"/>
+                <w:sz w:val="19"/>
+              </w:rPr>
+              <w:t>청계피복노조·YH노조 등 노동운동 탄압</w:t>
+            </w:r>
+          </w:p>
+        </w:tc>
+        <w:tc>
+          <w:tcPr>
+            <w:tcW w:type="dxa" w:w="4176"/>
+          </w:tcPr>
+          <w:p>
+            <w:r/>
+            <w:r>
+              <w:rPr>
+                <w:rFonts w:ascii="맑은 고딕" w:hAnsi="맑은 고딕" w:eastAsia="맑은 고딕"/>
+                <w:b w:val="0"/>
+                <w:sz w:val="19"/>
+              </w:rPr>
+              <w:t>청계피복노조동지회 등</w:t>
+            </w:r>
+          </w:p>
+        </w:tc>
+        <w:tc>
+          <w:tcPr>
+            <w:tcW w:type="dxa" w:w="1008"/>
+          </w:tcPr>
+          <w:p>
+            <w:pPr>
+              <w:jc w:val="center"/>
+            </w:pPr>
+            <w:r/>
+            <w:r>
+              <w:rPr>
+                <w:rFonts w:ascii="맑은 고딕" w:hAnsi="맑은 고딕" w:eastAsia="맑은 고딕"/>
+                <w:b w:val="0"/>
+                <w:sz w:val="19"/>
+              </w:rPr>
+              <w:t>2</w:t>
+            </w:r>
+          </w:p>
+        </w:tc>
+      </w:tr>
+      <w:tr>
+        <w:tc>
+          <w:tcPr>
+            <w:tcW w:type="dxa" w:w="4320"/>
+          </w:tcPr>
+          <w:p>
+            <w:r/>
+            <w:r>
+              <w:rPr>
+                <w:rFonts w:ascii="맑은 고딕" w:hAnsi="맑은 고딕" w:eastAsia="맑은 고딕"/>
+                <w:b w:val="0"/>
+                <w:sz w:val="19"/>
+              </w:rPr>
+              <w:t>긴급조치 위반 사건</w:t>
+            </w:r>
+          </w:p>
+        </w:tc>
+        <w:tc>
+          <w:tcPr>
+            <w:tcW w:type="dxa" w:w="4176"/>
+          </w:tcPr>
+          <w:p>
+            <w:r/>
+            <w:r>
+              <w:rPr>
+                <w:rFonts w:ascii="맑은 고딕" w:hAnsi="맑은 고딕" w:eastAsia="맑은 고딕"/>
+                <w:b w:val="0"/>
+                <w:sz w:val="19"/>
+              </w:rPr>
+              <w:t>긴급조치사람들 대표</w:t>
+            </w:r>
+          </w:p>
+        </w:tc>
+        <w:tc>
+          <w:tcPr>
+            <w:tcW w:type="dxa" w:w="1008"/>
+          </w:tcPr>
+          <w:p>
+            <w:pPr>
+              <w:jc w:val="center"/>
+            </w:pPr>
+            <w:r/>
+            <w:r>
+              <w:rPr>
+                <w:rFonts w:ascii="맑은 고딕" w:hAnsi="맑은 고딕" w:eastAsia="맑은 고딕"/>
+                <w:b w:val="0"/>
+                <w:sz w:val="19"/>
+              </w:rPr>
+              <w:t>2</w:t>
+            </w:r>
+          </w:p>
+        </w:tc>
+      </w:tr>
+      <w:tr>
+        <w:tc>
+          <w:tcPr>
+            <w:tcW w:type="dxa" w:w="4320"/>
+          </w:tcPr>
+          <w:p>
+            <w:r/>
+            <w:r>
+              <w:rPr>
+                <w:rFonts w:ascii="맑은 고딕" w:hAnsi="맑은 고딕" w:eastAsia="맑은 고딕"/>
+                <w:b w:val="0"/>
+                <w:sz w:val="19"/>
+              </w:rPr>
+              <w:t>종교계 민주화운동 탄압(주민교회 등)</w:t>
+            </w:r>
+          </w:p>
+        </w:tc>
+        <w:tc>
+          <w:tcPr>
+            <w:tcW w:type="dxa" w:w="4176"/>
+          </w:tcPr>
+          <w:p>
+            <w:r/>
+            <w:r>
+              <w:rPr>
+                <w:rFonts w:ascii="맑은 고딕" w:hAnsi="맑은 고딕" w:eastAsia="맑은 고딕"/>
+                <w:b w:val="0"/>
+                <w:sz w:val="19"/>
+              </w:rPr>
+              <w:t>NCCK 등</w:t>
+            </w:r>
+          </w:p>
+        </w:tc>
+        <w:tc>
+          <w:tcPr>
+            <w:tcW w:type="dxa" w:w="1008"/>
+          </w:tcPr>
+          <w:p>
+            <w:pPr>
+              <w:jc w:val="center"/>
+            </w:pPr>
+            <w:r/>
+            <w:r>
+              <w:rPr>
+                <w:rFonts w:ascii="맑은 고딕" w:hAnsi="맑은 고딕" w:eastAsia="맑은 고딕"/>
+                <w:b w:val="0"/>
+                <w:sz w:val="19"/>
+              </w:rPr>
+              <w:t>1</w:t>
+            </w:r>
+          </w:p>
+        </w:tc>
+      </w:tr>
+      <w:tr>
+        <w:tc>
+          <w:tcPr>
+            <w:tcW w:type="dxa" w:w="4320"/>
+          </w:tcPr>
+          <w:p>
+            <w:r/>
+            <w:r>
+              <w:rPr>
+                <w:rFonts w:ascii="맑은 고딕" w:hAnsi="맑은 고딕" w:eastAsia="맑은 고딕"/>
+                <w:b w:val="0"/>
+                <w:sz w:val="19"/>
+              </w:rPr>
+              <w:t>언론사 통폐합·언론인 강제해직</w:t>
+            </w:r>
+          </w:p>
+        </w:tc>
+        <w:tc>
+          <w:tcPr>
+            <w:tcW w:type="dxa" w:w="4176"/>
+          </w:tcPr>
+          <w:p>
+            <w:r/>
+            <w:r>
+              <w:rPr>
+                <w:rFonts w:ascii="맑은 고딕" w:hAnsi="맑은 고딕" w:eastAsia="맑은 고딕"/>
+                <w:b w:val="0"/>
+                <w:sz w:val="19"/>
+              </w:rPr>
+              <w:t>조선·동아투위/자유언론실천재단</w:t>
+            </w:r>
+          </w:p>
+        </w:tc>
+        <w:tc>
+          <w:tcPr>
+            <w:tcW w:type="dxa" w:w="1008"/>
+          </w:tcPr>
+          <w:p>
+            <w:pPr>
+              <w:jc w:val="center"/>
+            </w:pPr>
+            <w:r/>
+            <w:r>
+              <w:rPr>
+                <w:rFonts w:ascii="맑은 고딕" w:hAnsi="맑은 고딕" w:eastAsia="맑은 고딕"/>
+                <w:b w:val="0"/>
+                <w:sz w:val="19"/>
+              </w:rPr>
+              <w:t>2</w:t>
+            </w:r>
+          </w:p>
+        </w:tc>
+      </w:tr>
+      <w:tr>
+        <w:tc>
+          <w:tcPr>
+            <w:tcW w:type="dxa" w:w="4320"/>
+          </w:tcPr>
+          <w:p>
+            <w:r/>
+            <w:r>
+              <w:rPr>
+                <w:rFonts w:ascii="맑은 고딕" w:hAnsi="맑은 고딕" w:eastAsia="맑은 고딕"/>
+                <w:b w:val="0"/>
+                <w:sz w:val="19"/>
+              </w:rPr>
+              <w:t>10·28 건국대 등 대학생시위 불법구금</w:t>
+            </w:r>
+          </w:p>
+        </w:tc>
+        <w:tc>
+          <w:tcPr>
+            <w:tcW w:type="dxa" w:w="4176"/>
+          </w:tcPr>
+          <w:p>
+            <w:r/>
+            <w:r>
+              <w:rPr>
+                <w:rFonts w:ascii="맑은 고딕" w:hAnsi="맑은 고딕" w:eastAsia="맑은 고딕"/>
+                <w:b w:val="0"/>
+                <w:sz w:val="19"/>
+              </w:rPr>
+              <w:t>10·28건대항쟁계승사업회</w:t>
+            </w:r>
+          </w:p>
+        </w:tc>
+        <w:tc>
+          <w:tcPr>
+            <w:tcW w:type="dxa" w:w="1008"/>
+          </w:tcPr>
+          <w:p>
+            <w:pPr>
+              <w:jc w:val="center"/>
+            </w:pPr>
+            <w:r/>
+            <w:r>
+              <w:rPr>
+                <w:rFonts w:ascii="맑은 고딕" w:hAnsi="맑은 고딕" w:eastAsia="맑은 고딕"/>
+                <w:b w:val="0"/>
+                <w:sz w:val="19"/>
+              </w:rPr>
+              <w:t>1</w:t>
+            </w:r>
+          </w:p>
+        </w:tc>
+      </w:tr>
+      <w:tr>
+        <w:tc>
+          <w:tcPr>
+            <w:tcW w:type="dxa" w:w="4320"/>
+          </w:tcPr>
+          <w:p>
+            <w:r/>
+            <w:r>
+              <w:rPr>
+                <w:rFonts w:ascii="맑은 고딕" w:hAnsi="맑은 고딕" w:eastAsia="맑은 고딕"/>
+                <w:b w:val="0"/>
+                <w:sz w:val="19"/>
+              </w:rPr>
+              <w:t>의문사 사건</w:t>
+            </w:r>
+          </w:p>
+        </w:tc>
+        <w:tc>
+          <w:tcPr>
+            <w:tcW w:type="dxa" w:w="4176"/>
+          </w:tcPr>
+          <w:p>
+            <w:r/>
+            <w:r>
+              <w:rPr>
+                <w:rFonts w:ascii="맑은 고딕" w:hAnsi="맑은 고딕" w:eastAsia="맑은 고딕"/>
+                <w:b w:val="0"/>
+                <w:sz w:val="19"/>
+              </w:rPr>
+              <w:t>추모연대·유가협 대표</w:t>
+            </w:r>
+          </w:p>
+        </w:tc>
+        <w:tc>
+          <w:tcPr>
+            <w:tcW w:type="dxa" w:w="1008"/>
+          </w:tcPr>
+          <w:p>
+            <w:pPr>
+              <w:jc w:val="center"/>
+            </w:pPr>
+            <w:r/>
+            <w:r>
+              <w:rPr>
+                <w:rFonts w:ascii="맑은 고딕" w:hAnsi="맑은 고딕" w:eastAsia="맑은 고딕"/>
+                <w:b w:val="0"/>
+                <w:sz w:val="19"/>
+              </w:rPr>
+              <w:t>2</w:t>
+            </w:r>
+          </w:p>
+        </w:tc>
+      </w:tr>
+      <w:tr>
+        <w:tc>
+          <w:tcPr>
+            <w:tcW w:type="dxa" w:w="4320"/>
+          </w:tcPr>
+          <w:p>
+            <w:r/>
+            <w:r>
+              <w:rPr>
+                <w:rFonts w:ascii="맑은 고딕" w:hAnsi="맑은 고딕" w:eastAsia="맑은 고딕"/>
+                <w:b w:val="0"/>
+                <w:sz w:val="19"/>
+              </w:rPr>
+              <w:t>전교조 해직 사건</w:t>
+            </w:r>
+          </w:p>
+        </w:tc>
+        <w:tc>
+          <w:tcPr>
+            <w:tcW w:type="dxa" w:w="4176"/>
+          </w:tcPr>
+          <w:p>
+            <w:r/>
+            <w:r>
+              <w:rPr>
+                <w:rFonts w:ascii="맑은 고딕" w:hAnsi="맑은 고딕" w:eastAsia="맑은 고딕"/>
+                <w:b w:val="0"/>
+                <w:sz w:val="19"/>
+              </w:rPr>
+              <w:t>전교조 원상회복특위</w:t>
+            </w:r>
+          </w:p>
+        </w:tc>
+        <w:tc>
+          <w:tcPr>
+            <w:tcW w:type="dxa" w:w="1008"/>
+          </w:tcPr>
+          <w:p>
+            <w:pPr>
+              <w:jc w:val="center"/>
+            </w:pPr>
+            <w:r/>
+            <w:r>
+              <w:rPr>
+                <w:rFonts w:ascii="맑은 고딕" w:hAnsi="맑은 고딕" w:eastAsia="맑은 고딕"/>
+                <w:b w:val="0"/>
+                <w:sz w:val="19"/>
+              </w:rPr>
+              <w:t>2</w:t>
+            </w:r>
+          </w:p>
+        </w:tc>
+      </w:tr>
+    </w:tbl>
+    <w:p>
+      <w:pPr>
+        <w:spacing w:after="40"/>
+      </w:pPr>
     </w:p>
     <w:p>
       <w:pPr>
-        <w:spacing w:after="40"/>
-        <w:ind w:left="288"/>
+        <w:spacing w:after="40" w:before="0"/>
       </w:pPr>
       <w:r>
         <w:rPr>
           <w:rFonts w:ascii="맑은 고딕" w:hAnsi="맑은 고딕" w:eastAsia="맑은 고딕"/>
-          <w:b w:val="0"/>
+          <w:b/>
           <w:sz w:val="22"/>
         </w:rPr>
-        <w:t xml:space="preserve">□ </w:t>
+        <w:t>Ⅱ-2. 사회적 약자 인권침해 (약 5명)</w:t>
       </w:r>
-      <w:r>
-        <w:rPr>
-          <w:rFonts w:ascii="맑은 고딕" w:hAnsi="맑은 고딕" w:eastAsia="맑은 고딕"/>
-          <w:b w:val="0"/>
-          <w:sz w:val="22"/>
-        </w:rPr>
-        <w:t>형평 장치: 피해자단체·유족회 협의로 추천받되 특정 단체 편중 방지 원칙 명시</w:t>
-      </w:r>
+    </w:p>
+    <w:tbl>
+      <w:tblPr>
+        <w:tblStyle w:val="TableGrid"/>
+        <w:tblW w:type="auto" w:w="0"/>
+        <w:jc w:val="center"/>
+        <w:tblLook w:firstColumn="1" w:firstRow="1" w:lastColumn="0" w:lastRow="0" w:noHBand="0" w:noVBand="1" w:val="04A0"/>
+      </w:tblPr>
+      <w:tblGrid>
+        <w:gridCol w:w="2880"/>
+        <w:gridCol w:w="2880"/>
+        <w:gridCol w:w="2880"/>
+      </w:tblGrid>
+      <w:tr>
+        <w:tc>
+          <w:tcPr>
+            <w:tcW w:type="dxa" w:w="4320"/>
+            <w:shd w:val="clear" w:fill="1F3864"/>
+          </w:tcPr>
+          <w:p>
+            <w:pPr>
+              <w:jc w:val="center"/>
+            </w:pPr>
+            <w:r/>
+            <w:r>
+              <w:rPr>
+                <w:rFonts w:ascii="맑은 고딕" w:hAnsi="맑은 고딕" w:eastAsia="맑은 고딕"/>
+                <w:b/>
+                <w:color w:val="FFFFFF"/>
+                <w:sz w:val="20"/>
+              </w:rPr>
+              <w:t>대상 사건</w:t>
+            </w:r>
+          </w:p>
+        </w:tc>
+        <w:tc>
+          <w:tcPr>
+            <w:tcW w:type="dxa" w:w="4176"/>
+            <w:shd w:val="clear" w:fill="1F3864"/>
+          </w:tcPr>
+          <w:p>
+            <w:pPr>
+              <w:jc w:val="center"/>
+            </w:pPr>
+            <w:r/>
+            <w:r>
+              <w:rPr>
+                <w:rFonts w:ascii="맑은 고딕" w:hAnsi="맑은 고딕" w:eastAsia="맑은 고딕"/>
+                <w:b/>
+                <w:color w:val="FFFFFF"/>
+                <w:sz w:val="20"/>
+              </w:rPr>
+              <w:t>초청 대상(안)</w:t>
+            </w:r>
+          </w:p>
+        </w:tc>
+        <w:tc>
+          <w:tcPr>
+            <w:tcW w:type="dxa" w:w="1008"/>
+            <w:shd w:val="clear" w:fill="1F3864"/>
+          </w:tcPr>
+          <w:p>
+            <w:pPr>
+              <w:jc w:val="center"/>
+            </w:pPr>
+            <w:r/>
+            <w:r>
+              <w:rPr>
+                <w:rFonts w:ascii="맑은 고딕" w:hAnsi="맑은 고딕" w:eastAsia="맑은 고딕"/>
+                <w:b/>
+                <w:color w:val="FFFFFF"/>
+                <w:sz w:val="20"/>
+              </w:rPr>
+              <w:t>인원</w:t>
+            </w:r>
+          </w:p>
+        </w:tc>
+      </w:tr>
+      <w:tr>
+        <w:tc>
+          <w:tcPr>
+            <w:tcW w:type="dxa" w:w="4320"/>
+          </w:tcPr>
+          <w:p>
+            <w:r/>
+            <w:r>
+              <w:rPr>
+                <w:rFonts w:ascii="맑은 고딕" w:hAnsi="맑은 고딕" w:eastAsia="맑은 고딕"/>
+                <w:b w:val="0"/>
+                <w:sz w:val="19"/>
+              </w:rPr>
+              <w:t>서산개척단 사건</w:t>
+            </w:r>
+          </w:p>
+        </w:tc>
+        <w:tc>
+          <w:tcPr>
+            <w:tcW w:type="dxa" w:w="4176"/>
+          </w:tcPr>
+          <w:p>
+            <w:r/>
+            <w:r>
+              <w:rPr>
+                <w:rFonts w:ascii="맑은 고딕" w:hAnsi="맑은 고딕" w:eastAsia="맑은 고딕"/>
+                <w:b w:val="0"/>
+                <w:sz w:val="19"/>
+              </w:rPr>
+              <w:t>서산개척단 진상규명대책위</w:t>
+            </w:r>
+          </w:p>
+        </w:tc>
+        <w:tc>
+          <w:tcPr>
+            <w:tcW w:type="dxa" w:w="1008"/>
+          </w:tcPr>
+          <w:p>
+            <w:pPr>
+              <w:jc w:val="center"/>
+            </w:pPr>
+            <w:r/>
+            <w:r>
+              <w:rPr>
+                <w:rFonts w:ascii="맑은 고딕" w:hAnsi="맑은 고딕" w:eastAsia="맑은 고딕"/>
+                <w:b w:val="0"/>
+                <w:sz w:val="19"/>
+              </w:rPr>
+              <w:t>2</w:t>
+            </w:r>
+          </w:p>
+        </w:tc>
+      </w:tr>
+      <w:tr>
+        <w:tc>
+          <w:tcPr>
+            <w:tcW w:type="dxa" w:w="4320"/>
+          </w:tcPr>
+          <w:p>
+            <w:r/>
+            <w:r>
+              <w:rPr>
+                <w:rFonts w:ascii="맑은 고딕" w:hAnsi="맑은 고딕" w:eastAsia="맑은 고딕"/>
+                <w:b w:val="0"/>
+                <w:sz w:val="19"/>
+              </w:rPr>
+              <w:t>삼청교육 피해 사건</w:t>
+            </w:r>
+          </w:p>
+        </w:tc>
+        <w:tc>
+          <w:tcPr>
+            <w:tcW w:type="dxa" w:w="4176"/>
+          </w:tcPr>
+          <w:p>
+            <w:r/>
+            <w:r>
+              <w:rPr>
+                <w:rFonts w:ascii="맑은 고딕" w:hAnsi="맑은 고딕" w:eastAsia="맑은 고딕"/>
+                <w:b w:val="0"/>
+                <w:sz w:val="19"/>
+              </w:rPr>
+              <w:t>삼청교육대 전국피해자연합회</w:t>
+            </w:r>
+          </w:p>
+        </w:tc>
+        <w:tc>
+          <w:tcPr>
+            <w:tcW w:type="dxa" w:w="1008"/>
+          </w:tcPr>
+          <w:p>
+            <w:pPr>
+              <w:jc w:val="center"/>
+            </w:pPr>
+            <w:r/>
+            <w:r>
+              <w:rPr>
+                <w:rFonts w:ascii="맑은 고딕" w:hAnsi="맑은 고딕" w:eastAsia="맑은 고딕"/>
+                <w:b w:val="0"/>
+                <w:sz w:val="19"/>
+              </w:rPr>
+              <w:t>2</w:t>
+            </w:r>
+          </w:p>
+        </w:tc>
+      </w:tr>
+      <w:tr>
+        <w:tc>
+          <w:tcPr>
+            <w:tcW w:type="dxa" w:w="4320"/>
+          </w:tcPr>
+          <w:p>
+            <w:r/>
+            <w:r>
+              <w:rPr>
+                <w:rFonts w:ascii="맑은 고딕" w:hAnsi="맑은 고딕" w:eastAsia="맑은 고딕"/>
+                <w:b w:val="0"/>
+                <w:sz w:val="19"/>
+              </w:rPr>
+              <w:t>중고생·재소자 순화교육</w:t>
+            </w:r>
+          </w:p>
+        </w:tc>
+        <w:tc>
+          <w:tcPr>
+            <w:tcW w:type="dxa" w:w="4176"/>
+          </w:tcPr>
+          <w:p>
+            <w:r/>
+            <w:r>
+              <w:rPr>
+                <w:rFonts w:ascii="맑은 고딕" w:hAnsi="맑은 고딕" w:eastAsia="맑은 고딕"/>
+                <w:b w:val="0"/>
+                <w:sz w:val="19"/>
+              </w:rPr>
+              <w:t>피해자 대표</w:t>
+            </w:r>
+          </w:p>
+        </w:tc>
+        <w:tc>
+          <w:tcPr>
+            <w:tcW w:type="dxa" w:w="1008"/>
+          </w:tcPr>
+          <w:p>
+            <w:pPr>
+              <w:jc w:val="center"/>
+            </w:pPr>
+            <w:r/>
+            <w:r>
+              <w:rPr>
+                <w:rFonts w:ascii="맑은 고딕" w:hAnsi="맑은 고딕" w:eastAsia="맑은 고딕"/>
+                <w:b w:val="0"/>
+                <w:sz w:val="19"/>
+              </w:rPr>
+              <w:t>1</w:t>
+            </w:r>
+          </w:p>
+        </w:tc>
+      </w:tr>
+    </w:tbl>
+    <w:p>
+      <w:pPr>
+        <w:spacing w:after="40"/>
+      </w:pPr>
     </w:p>
     <w:p>
       <w:pPr>
-        <w:spacing w:after="40"/>
-        <w:ind w:left="288"/>
+        <w:spacing w:after="40" w:before="0"/>
       </w:pPr>
       <w:r>
         <w:rPr>
           <w:rFonts w:ascii="맑은 고딕" w:hAnsi="맑은 고딕" w:eastAsia="맑은 고딕"/>
-          <w:b w:val="0"/>
+          <w:b/>
           <w:sz w:val="22"/>
         </w:rPr>
-        <w:t xml:space="preserve">□ </w:t>
+        <w:t>Ⅱ-3. 수사기관 불법구금·고문 (약 13명)</w:t>
       </w:r>
+    </w:p>
+    <w:tbl>
+      <w:tblPr>
+        <w:tblStyle w:val="TableGrid"/>
+        <w:tblW w:type="auto" w:w="0"/>
+        <w:jc w:val="center"/>
+        <w:tblLook w:firstColumn="1" w:firstRow="1" w:lastColumn="0" w:lastRow="0" w:noHBand="0" w:noVBand="1" w:val="04A0"/>
+      </w:tblPr>
+      <w:tblGrid>
+        <w:gridCol w:w="2880"/>
+        <w:gridCol w:w="2880"/>
+        <w:gridCol w:w="2880"/>
+      </w:tblGrid>
+      <w:tr>
+        <w:tc>
+          <w:tcPr>
+            <w:tcW w:type="dxa" w:w="4320"/>
+            <w:shd w:val="clear" w:fill="1F3864"/>
+          </w:tcPr>
+          <w:p>
+            <w:pPr>
+              <w:jc w:val="center"/>
+            </w:pPr>
+            <w:r/>
+            <w:r>
+              <w:rPr>
+                <w:rFonts w:ascii="맑은 고딕" w:hAnsi="맑은 고딕" w:eastAsia="맑은 고딕"/>
+                <w:b/>
+                <w:color w:val="FFFFFF"/>
+                <w:sz w:val="20"/>
+              </w:rPr>
+              <w:t>대상 사건</w:t>
+            </w:r>
+          </w:p>
+        </w:tc>
+        <w:tc>
+          <w:tcPr>
+            <w:tcW w:type="dxa" w:w="4176"/>
+            <w:shd w:val="clear" w:fill="1F3864"/>
+          </w:tcPr>
+          <w:p>
+            <w:pPr>
+              <w:jc w:val="center"/>
+            </w:pPr>
+            <w:r/>
+            <w:r>
+              <w:rPr>
+                <w:rFonts w:ascii="맑은 고딕" w:hAnsi="맑은 고딕" w:eastAsia="맑은 고딕"/>
+                <w:b/>
+                <w:color w:val="FFFFFF"/>
+                <w:sz w:val="20"/>
+              </w:rPr>
+              <w:t>초청 대상(안)</w:t>
+            </w:r>
+          </w:p>
+        </w:tc>
+        <w:tc>
+          <w:tcPr>
+            <w:tcW w:type="dxa" w:w="1008"/>
+            <w:shd w:val="clear" w:fill="1F3864"/>
+          </w:tcPr>
+          <w:p>
+            <w:pPr>
+              <w:jc w:val="center"/>
+            </w:pPr>
+            <w:r/>
+            <w:r>
+              <w:rPr>
+                <w:rFonts w:ascii="맑은 고딕" w:hAnsi="맑은 고딕" w:eastAsia="맑은 고딕"/>
+                <w:b/>
+                <w:color w:val="FFFFFF"/>
+                <w:sz w:val="20"/>
+              </w:rPr>
+              <w:t>인원</w:t>
+            </w:r>
+          </w:p>
+        </w:tc>
+      </w:tr>
+      <w:tr>
+        <w:tc>
+          <w:tcPr>
+            <w:tcW w:type="dxa" w:w="4320"/>
+          </w:tcPr>
+          <w:p>
+            <w:r/>
+            <w:r>
+              <w:rPr>
+                <w:rFonts w:ascii="맑은 고딕" w:hAnsi="맑은 고딕" w:eastAsia="맑은 고딕"/>
+                <w:b w:val="0"/>
+                <w:sz w:val="19"/>
+              </w:rPr>
+              <w:t>조봉암·진보당 사건</w:t>
+            </w:r>
+          </w:p>
+        </w:tc>
+        <w:tc>
+          <w:tcPr>
+            <w:tcW w:type="dxa" w:w="4176"/>
+          </w:tcPr>
+          <w:p>
+            <w:r/>
+            <w:r>
+              <w:rPr>
+                <w:rFonts w:ascii="맑은 고딕" w:hAnsi="맑은 고딕" w:eastAsia="맑은 고딕"/>
+                <w:b w:val="0"/>
+                <w:sz w:val="19"/>
+              </w:rPr>
+              <w:t>유족</w:t>
+            </w:r>
+          </w:p>
+        </w:tc>
+        <w:tc>
+          <w:tcPr>
+            <w:tcW w:type="dxa" w:w="1008"/>
+          </w:tcPr>
+          <w:p>
+            <w:pPr>
+              <w:jc w:val="center"/>
+            </w:pPr>
+            <w:r/>
+            <w:r>
+              <w:rPr>
+                <w:rFonts w:ascii="맑은 고딕" w:hAnsi="맑은 고딕" w:eastAsia="맑은 고딕"/>
+                <w:b w:val="0"/>
+                <w:sz w:val="19"/>
+              </w:rPr>
+              <w:t>1</w:t>
+            </w:r>
+          </w:p>
+        </w:tc>
+      </w:tr>
+      <w:tr>
+        <w:tc>
+          <w:tcPr>
+            <w:tcW w:type="dxa" w:w="4320"/>
+          </w:tcPr>
+          <w:p>
+            <w:r/>
+            <w:r>
+              <w:rPr>
+                <w:rFonts w:ascii="맑은 고딕" w:hAnsi="맑은 고딕" w:eastAsia="맑은 고딕"/>
+                <w:b w:val="0"/>
+                <w:sz w:val="19"/>
+              </w:rPr>
+              <w:t>민족일보 조용수 사건</w:t>
+            </w:r>
+          </w:p>
+        </w:tc>
+        <w:tc>
+          <w:tcPr>
+            <w:tcW w:type="dxa" w:w="4176"/>
+          </w:tcPr>
+          <w:p>
+            <w:r/>
+            <w:r>
+              <w:rPr>
+                <w:rFonts w:ascii="맑은 고딕" w:hAnsi="맑은 고딕" w:eastAsia="맑은 고딕"/>
+                <w:b w:val="0"/>
+                <w:sz w:val="19"/>
+              </w:rPr>
+              <w:t>유족</w:t>
+            </w:r>
+          </w:p>
+        </w:tc>
+        <w:tc>
+          <w:tcPr>
+            <w:tcW w:type="dxa" w:w="1008"/>
+          </w:tcPr>
+          <w:p>
+            <w:pPr>
+              <w:jc w:val="center"/>
+            </w:pPr>
+            <w:r/>
+            <w:r>
+              <w:rPr>
+                <w:rFonts w:ascii="맑은 고딕" w:hAnsi="맑은 고딕" w:eastAsia="맑은 고딕"/>
+                <w:b w:val="0"/>
+                <w:sz w:val="19"/>
+              </w:rPr>
+              <w:t>1</w:t>
+            </w:r>
+          </w:p>
+        </w:tc>
+      </w:tr>
+      <w:tr>
+        <w:tc>
+          <w:tcPr>
+            <w:tcW w:type="dxa" w:w="4320"/>
+          </w:tcPr>
+          <w:p>
+            <w:r/>
+            <w:r>
+              <w:rPr>
+                <w:rFonts w:ascii="맑은 고딕" w:hAnsi="맑은 고딕" w:eastAsia="맑은 고딕"/>
+                <w:b w:val="0"/>
+                <w:sz w:val="19"/>
+              </w:rPr>
+              <w:t>인혁당·인혁당 재건위 사건</w:t>
+            </w:r>
+          </w:p>
+        </w:tc>
+        <w:tc>
+          <w:tcPr>
+            <w:tcW w:type="dxa" w:w="4176"/>
+          </w:tcPr>
+          <w:p>
+            <w:r/>
+            <w:r>
+              <w:rPr>
+                <w:rFonts w:ascii="맑은 고딕" w:hAnsi="맑은 고딕" w:eastAsia="맑은 고딕"/>
+                <w:b w:val="0"/>
+                <w:sz w:val="19"/>
+              </w:rPr>
+              <w:t>유족 대표</w:t>
+            </w:r>
+          </w:p>
+        </w:tc>
+        <w:tc>
+          <w:tcPr>
+            <w:tcW w:type="dxa" w:w="1008"/>
+          </w:tcPr>
+          <w:p>
+            <w:pPr>
+              <w:jc w:val="center"/>
+            </w:pPr>
+            <w:r/>
+            <w:r>
+              <w:rPr>
+                <w:rFonts w:ascii="맑은 고딕" w:hAnsi="맑은 고딕" w:eastAsia="맑은 고딕"/>
+                <w:b w:val="0"/>
+                <w:sz w:val="19"/>
+              </w:rPr>
+              <w:t>2</w:t>
+            </w:r>
+          </w:p>
+        </w:tc>
+      </w:tr>
+      <w:tr>
+        <w:tc>
+          <w:tcPr>
+            <w:tcW w:type="dxa" w:w="4320"/>
+          </w:tcPr>
+          <w:p>
+            <w:r/>
+            <w:r>
+              <w:rPr>
+                <w:rFonts w:ascii="맑은 고딕" w:hAnsi="맑은 고딕" w:eastAsia="맑은 고딕"/>
+                <w:b w:val="0"/>
+                <w:sz w:val="19"/>
+              </w:rPr>
+              <w:t>납북귀환어부 사건</w:t>
+            </w:r>
+          </w:p>
+        </w:tc>
+        <w:tc>
+          <w:tcPr>
+            <w:tcW w:type="dxa" w:w="4176"/>
+          </w:tcPr>
+          <w:p>
+            <w:r/>
+            <w:r>
+              <w:rPr>
+                <w:rFonts w:ascii="맑은 고딕" w:hAnsi="맑은 고딕" w:eastAsia="맑은 고딕"/>
+                <w:b w:val="0"/>
+                <w:sz w:val="19"/>
+              </w:rPr>
+              <w:t>동해안 납북귀환어부 피해자 시민모임</w:t>
+            </w:r>
+          </w:p>
+        </w:tc>
+        <w:tc>
+          <w:tcPr>
+            <w:tcW w:type="dxa" w:w="1008"/>
+          </w:tcPr>
+          <w:p>
+            <w:pPr>
+              <w:jc w:val="center"/>
+            </w:pPr>
+            <w:r/>
+            <w:r>
+              <w:rPr>
+                <w:rFonts w:ascii="맑은 고딕" w:hAnsi="맑은 고딕" w:eastAsia="맑은 고딕"/>
+                <w:b w:val="0"/>
+                <w:sz w:val="19"/>
+              </w:rPr>
+              <w:t>2</w:t>
+            </w:r>
+          </w:p>
+        </w:tc>
+      </w:tr>
+      <w:tr>
+        <w:tc>
+          <w:tcPr>
+            <w:tcW w:type="dxa" w:w="4320"/>
+          </w:tcPr>
+          <w:p>
+            <w:r/>
+            <w:r>
+              <w:rPr>
+                <w:rFonts w:ascii="맑은 고딕" w:hAnsi="맑은 고딕" w:eastAsia="맑은 고딕"/>
+                <w:b w:val="0"/>
+                <w:sz w:val="19"/>
+              </w:rPr>
+              <w:t>재일동포 유학생 간첩조작 사건</w:t>
+            </w:r>
+          </w:p>
+        </w:tc>
+        <w:tc>
+          <w:tcPr>
+            <w:tcW w:type="dxa" w:w="4176"/>
+          </w:tcPr>
+          <w:p>
+            <w:r/>
+            <w:r>
+              <w:rPr>
+                <w:rFonts w:ascii="맑은 고딕" w:hAnsi="맑은 고딕" w:eastAsia="맑은 고딕"/>
+                <w:b w:val="0"/>
+                <w:sz w:val="19"/>
+              </w:rPr>
+              <w:t>재일한국양심수동우회</w:t>
+            </w:r>
+          </w:p>
+        </w:tc>
+        <w:tc>
+          <w:tcPr>
+            <w:tcW w:type="dxa" w:w="1008"/>
+          </w:tcPr>
+          <w:p>
+            <w:pPr>
+              <w:jc w:val="center"/>
+            </w:pPr>
+            <w:r/>
+            <w:r>
+              <w:rPr>
+                <w:rFonts w:ascii="맑은 고딕" w:hAnsi="맑은 고딕" w:eastAsia="맑은 고딕"/>
+                <w:b w:val="0"/>
+                <w:sz w:val="19"/>
+              </w:rPr>
+              <w:t>2</w:t>
+            </w:r>
+          </w:p>
+        </w:tc>
+      </w:tr>
+      <w:tr>
+        <w:tc>
+          <w:tcPr>
+            <w:tcW w:type="dxa" w:w="4320"/>
+          </w:tcPr>
+          <w:p>
+            <w:r/>
+            <w:r>
+              <w:rPr>
+                <w:rFonts w:ascii="맑은 고딕" w:hAnsi="맑은 고딕" w:eastAsia="맑은 고딕"/>
+                <w:b w:val="0"/>
+                <w:sz w:val="19"/>
+              </w:rPr>
+              <w:t>국가보안법 위반 조작(깃발·한울회 등)</w:t>
+            </w:r>
+          </w:p>
+        </w:tc>
+        <w:tc>
+          <w:tcPr>
+            <w:tcW w:type="dxa" w:w="4176"/>
+          </w:tcPr>
+          <w:p>
+            <w:r/>
+            <w:r>
+              <w:rPr>
+                <w:rFonts w:ascii="맑은 고딕" w:hAnsi="맑은 고딕" w:eastAsia="맑은 고딕"/>
+                <w:b w:val="0"/>
+                <w:sz w:val="19"/>
+              </w:rPr>
+              <w:t>진실의힘/김근태기념치유센터</w:t>
+            </w:r>
+          </w:p>
+        </w:tc>
+        <w:tc>
+          <w:tcPr>
+            <w:tcW w:type="dxa" w:w="1008"/>
+          </w:tcPr>
+          <w:p>
+            <w:pPr>
+              <w:jc w:val="center"/>
+            </w:pPr>
+            <w:r/>
+            <w:r>
+              <w:rPr>
+                <w:rFonts w:ascii="맑은 고딕" w:hAnsi="맑은 고딕" w:eastAsia="맑은 고딕"/>
+                <w:b w:val="0"/>
+                <w:sz w:val="19"/>
+              </w:rPr>
+              <w:t>2</w:t>
+            </w:r>
+          </w:p>
+        </w:tc>
+      </w:tr>
+      <w:tr>
+        <w:tc>
+          <w:tcPr>
+            <w:tcW w:type="dxa" w:w="4320"/>
+          </w:tcPr>
+          <w:p>
+            <w:r/>
+            <w:r>
+              <w:rPr>
+                <w:rFonts w:ascii="맑은 고딕" w:hAnsi="맑은 고딕" w:eastAsia="맑은 고딕"/>
+                <w:b w:val="0"/>
+                <w:sz w:val="19"/>
+              </w:rPr>
+              <w:t>사북사건</w:t>
+            </w:r>
+          </w:p>
+        </w:tc>
+        <w:tc>
+          <w:tcPr>
+            <w:tcW w:type="dxa" w:w="4176"/>
+          </w:tcPr>
+          <w:p>
+            <w:r/>
+            <w:r>
+              <w:rPr>
+                <w:rFonts w:ascii="맑은 고딕" w:hAnsi="맑은 고딕" w:eastAsia="맑은 고딕"/>
+                <w:b w:val="0"/>
+                <w:sz w:val="19"/>
+              </w:rPr>
+              <w:t>사북민주항쟁동지회</w:t>
+            </w:r>
+          </w:p>
+        </w:tc>
+        <w:tc>
+          <w:tcPr>
+            <w:tcW w:type="dxa" w:w="1008"/>
+          </w:tcPr>
+          <w:p>
+            <w:pPr>
+              <w:jc w:val="center"/>
+            </w:pPr>
+            <w:r/>
+            <w:r>
+              <w:rPr>
+                <w:rFonts w:ascii="맑은 고딕" w:hAnsi="맑은 고딕" w:eastAsia="맑은 고딕"/>
+                <w:b w:val="0"/>
+                <w:sz w:val="19"/>
+              </w:rPr>
+              <w:t>2</w:t>
+            </w:r>
+          </w:p>
+        </w:tc>
+      </w:tr>
+      <w:tr>
+        <w:tc>
+          <w:tcPr>
+            <w:tcW w:type="dxa" w:w="4320"/>
+          </w:tcPr>
+          <w:p>
+            <w:r/>
+            <w:r>
+              <w:rPr>
+                <w:rFonts w:ascii="맑은 고딕" w:hAnsi="맑은 고딕" w:eastAsia="맑은 고딕"/>
+                <w:b w:val="0"/>
+                <w:sz w:val="19"/>
+              </w:rPr>
+              <w:t>전향공작·좌익재소자 사망 사건</w:t>
+            </w:r>
+          </w:p>
+        </w:tc>
+        <w:tc>
+          <w:tcPr>
+            <w:tcW w:type="dxa" w:w="4176"/>
+          </w:tcPr>
+          <w:p>
+            <w:r/>
+            <w:r>
+              <w:rPr>
+                <w:rFonts w:ascii="맑은 고딕" w:hAnsi="맑은 고딕" w:eastAsia="맑은 고딕"/>
+                <w:b w:val="0"/>
+                <w:sz w:val="19"/>
+              </w:rPr>
+              <w:t>피해자·유족 대표</w:t>
+            </w:r>
+          </w:p>
+        </w:tc>
+        <w:tc>
+          <w:tcPr>
+            <w:tcW w:type="dxa" w:w="1008"/>
+          </w:tcPr>
+          <w:p>
+            <w:pPr>
+              <w:jc w:val="center"/>
+            </w:pPr>
+            <w:r/>
+            <w:r>
+              <w:rPr>
+                <w:rFonts w:ascii="맑은 고딕" w:hAnsi="맑은 고딕" w:eastAsia="맑은 고딕"/>
+                <w:b w:val="0"/>
+                <w:sz w:val="19"/>
+              </w:rPr>
+              <w:t>1</w:t>
+            </w:r>
+          </w:p>
+        </w:tc>
+      </w:tr>
+    </w:tbl>
+    <w:p>
+      <w:pPr>
+        <w:spacing w:after="40"/>
+      </w:pPr>
+    </w:p>
+    <w:p>
+      <w:pPr>
+        <w:spacing w:after="40" w:before="0"/>
+      </w:pPr>
       <w:r>
         <w:rPr>
           <w:rFonts w:ascii="맑은 고딕" w:hAnsi="맑은 고딕" w:eastAsia="맑은 고딕"/>
-          <w:b w:val="0"/>
+          <w:b/>
           <w:sz w:val="22"/>
         </w:rPr>
-        <w:t>배려: 고령·거동 불편 피해자 동반 1인 허용, 불참 대비 예비 명단 운용</w:t>
+        <w:t>Ⅱ-4. 재산권·생존권 침해 (약 4명)</w:t>
       </w:r>
+    </w:p>
+    <w:tbl>
+      <w:tblPr>
+        <w:tblStyle w:val="TableGrid"/>
+        <w:tblW w:type="auto" w:w="0"/>
+        <w:jc w:val="center"/>
+        <w:tblLook w:firstColumn="1" w:firstRow="1" w:lastColumn="0" w:lastRow="0" w:noHBand="0" w:noVBand="1" w:val="04A0"/>
+      </w:tblPr>
+      <w:tblGrid>
+        <w:gridCol w:w="2880"/>
+        <w:gridCol w:w="2880"/>
+        <w:gridCol w:w="2880"/>
+      </w:tblGrid>
+      <w:tr>
+        <w:tc>
+          <w:tcPr>
+            <w:tcW w:type="dxa" w:w="4320"/>
+            <w:shd w:val="clear" w:fill="1F3864"/>
+          </w:tcPr>
+          <w:p>
+            <w:pPr>
+              <w:jc w:val="center"/>
+            </w:pPr>
+            <w:r/>
+            <w:r>
+              <w:rPr>
+                <w:rFonts w:ascii="맑은 고딕" w:hAnsi="맑은 고딕" w:eastAsia="맑은 고딕"/>
+                <w:b/>
+                <w:color w:val="FFFFFF"/>
+                <w:sz w:val="20"/>
+              </w:rPr>
+              <w:t>대상 사건</w:t>
+            </w:r>
+          </w:p>
+        </w:tc>
+        <w:tc>
+          <w:tcPr>
+            <w:tcW w:type="dxa" w:w="4176"/>
+            <w:shd w:val="clear" w:fill="1F3864"/>
+          </w:tcPr>
+          <w:p>
+            <w:pPr>
+              <w:jc w:val="center"/>
+            </w:pPr>
+            <w:r/>
+            <w:r>
+              <w:rPr>
+                <w:rFonts w:ascii="맑은 고딕" w:hAnsi="맑은 고딕" w:eastAsia="맑은 고딕"/>
+                <w:b/>
+                <w:color w:val="FFFFFF"/>
+                <w:sz w:val="20"/>
+              </w:rPr>
+              <w:t>초청 대상(안)</w:t>
+            </w:r>
+          </w:p>
+        </w:tc>
+        <w:tc>
+          <w:tcPr>
+            <w:tcW w:type="dxa" w:w="1008"/>
+            <w:shd w:val="clear" w:fill="1F3864"/>
+          </w:tcPr>
+          <w:p>
+            <w:pPr>
+              <w:jc w:val="center"/>
+            </w:pPr>
+            <w:r/>
+            <w:r>
+              <w:rPr>
+                <w:rFonts w:ascii="맑은 고딕" w:hAnsi="맑은 고딕" w:eastAsia="맑은 고딕"/>
+                <w:b/>
+                <w:color w:val="FFFFFF"/>
+                <w:sz w:val="20"/>
+              </w:rPr>
+              <w:t>인원</w:t>
+            </w:r>
+          </w:p>
+        </w:tc>
+      </w:tr>
+      <w:tr>
+        <w:tc>
+          <w:tcPr>
+            <w:tcW w:type="dxa" w:w="4320"/>
+          </w:tcPr>
+          <w:p>
+            <w:r/>
+            <w:r>
+              <w:rPr>
+                <w:rFonts w:ascii="맑은 고딕" w:hAnsi="맑은 고딕" w:eastAsia="맑은 고딕"/>
+                <w:b w:val="0"/>
+                <w:sz w:val="19"/>
+              </w:rPr>
+              <w:t>부일장학회 재산 강제헌납</w:t>
+            </w:r>
+          </w:p>
+        </w:tc>
+        <w:tc>
+          <w:tcPr>
+            <w:tcW w:type="dxa" w:w="4176"/>
+          </w:tcPr>
+          <w:p>
+            <w:r/>
+            <w:r>
+              <w:rPr>
+                <w:rFonts w:ascii="맑은 고딕" w:hAnsi="맑은 고딕" w:eastAsia="맑은 고딕"/>
+                <w:b w:val="0"/>
+                <w:sz w:val="19"/>
+              </w:rPr>
+              <w:t>김지태 유족</w:t>
+            </w:r>
+          </w:p>
+        </w:tc>
+        <w:tc>
+          <w:tcPr>
+            <w:tcW w:type="dxa" w:w="1008"/>
+          </w:tcPr>
+          <w:p>
+            <w:pPr>
+              <w:jc w:val="center"/>
+            </w:pPr>
+            <w:r/>
+            <w:r>
+              <w:rPr>
+                <w:rFonts w:ascii="맑은 고딕" w:hAnsi="맑은 고딕" w:eastAsia="맑은 고딕"/>
+                <w:b w:val="0"/>
+                <w:sz w:val="19"/>
+              </w:rPr>
+              <w:t>1</w:t>
+            </w:r>
+          </w:p>
+        </w:tc>
+      </w:tr>
+      <w:tr>
+        <w:tc>
+          <w:tcPr>
+            <w:tcW w:type="dxa" w:w="4320"/>
+          </w:tcPr>
+          <w:p>
+            <w:r/>
+            <w:r>
+              <w:rPr>
+                <w:rFonts w:ascii="맑은 고딕" w:hAnsi="맑은 고딕" w:eastAsia="맑은 고딕"/>
+                <w:b w:val="0"/>
+                <w:sz w:val="19"/>
+              </w:rPr>
+              <w:t>구로분배농지 소송 사기조작</w:t>
+            </w:r>
+          </w:p>
+        </w:tc>
+        <w:tc>
+          <w:tcPr>
+            <w:tcW w:type="dxa" w:w="4176"/>
+          </w:tcPr>
+          <w:p>
+            <w:r/>
+            <w:r>
+              <w:rPr>
+                <w:rFonts w:ascii="맑은 고딕" w:hAnsi="맑은 고딕" w:eastAsia="맑은 고딕"/>
+                <w:b w:val="0"/>
+                <w:sz w:val="19"/>
+              </w:rPr>
+              <w:t>피해농민·유족 대표</w:t>
+            </w:r>
+          </w:p>
+        </w:tc>
+        <w:tc>
+          <w:tcPr>
+            <w:tcW w:type="dxa" w:w="1008"/>
+          </w:tcPr>
+          <w:p>
+            <w:pPr>
+              <w:jc w:val="center"/>
+            </w:pPr>
+            <w:r/>
+            <w:r>
+              <w:rPr>
+                <w:rFonts w:ascii="맑은 고딕" w:hAnsi="맑은 고딕" w:eastAsia="맑은 고딕"/>
+                <w:b w:val="0"/>
+                <w:sz w:val="19"/>
+              </w:rPr>
+              <w:t>2</w:t>
+            </w:r>
+          </w:p>
+        </w:tc>
+      </w:tr>
+      <w:tr>
+        <w:tc>
+          <w:tcPr>
+            <w:tcW w:type="dxa" w:w="4320"/>
+          </w:tcPr>
+          <w:p>
+            <w:r/>
+            <w:r>
+              <w:rPr>
+                <w:rFonts w:ascii="맑은 고딕" w:hAnsi="맑은 고딕" w:eastAsia="맑은 고딕"/>
+                <w:b w:val="0"/>
+                <w:sz w:val="19"/>
+              </w:rPr>
+              <w:t>동명목재 사건</w:t>
+            </w:r>
+          </w:p>
+        </w:tc>
+        <w:tc>
+          <w:tcPr>
+            <w:tcW w:type="dxa" w:w="4176"/>
+          </w:tcPr>
+          <w:p>
+            <w:r/>
+            <w:r>
+              <w:rPr>
+                <w:rFonts w:ascii="맑은 고딕" w:hAnsi="맑은 고딕" w:eastAsia="맑은 고딕"/>
+                <w:b w:val="0"/>
+                <w:sz w:val="19"/>
+              </w:rPr>
+              <w:t>유족</w:t>
+            </w:r>
+          </w:p>
+        </w:tc>
+        <w:tc>
+          <w:tcPr>
+            <w:tcW w:type="dxa" w:w="1008"/>
+          </w:tcPr>
+          <w:p>
+            <w:pPr>
+              <w:jc w:val="center"/>
+            </w:pPr>
+            <w:r/>
+            <w:r>
+              <w:rPr>
+                <w:rFonts w:ascii="맑은 고딕" w:hAnsi="맑은 고딕" w:eastAsia="맑은 고딕"/>
+                <w:b w:val="0"/>
+                <w:sz w:val="19"/>
+              </w:rPr>
+              <w:t>1</w:t>
+            </w:r>
+          </w:p>
+        </w:tc>
+      </w:tr>
+    </w:tbl>
+    <w:p>
+      <w:pPr>
+        <w:spacing w:after="40"/>
+      </w:pPr>
     </w:p>
     <w:p>
       <w:pPr>
@@ -1111,7 +2581,7 @@
       <w:tr>
         <w:tc>
           <w:tcPr>
-            <w:tcW w:type="dxa" w:w="2880"/>
+            <w:tcW w:type="dxa" w:w="2592"/>
             <w:shd w:val="clear" w:fill="1F3864"/>
           </w:tcPr>
           <w:p>
@@ -1132,7 +2602,7 @@
         </w:tc>
         <w:tc>
           <w:tcPr>
-            <w:tcW w:type="dxa" w:w="2304"/>
+            <w:tcW w:type="dxa" w:w="2016"/>
             <w:shd w:val="clear" w:fill="1F3864"/>
           </w:tcPr>
           <w:p>
@@ -1153,7 +2623,7 @@
         </w:tc>
         <w:tc>
           <w:tcPr>
-            <w:tcW w:type="dxa" w:w="4320"/>
+            <w:tcW w:type="dxa" w:w="4896"/>
             <w:shd w:val="clear" w:fill="1F3864"/>
           </w:tcPr>
           <w:p>
@@ -1176,7 +2646,7 @@
       <w:tr>
         <w:tc>
           <w:tcPr>
-            <w:tcW w:type="dxa" w:w="2880"/>
+            <w:tcW w:type="dxa" w:w="2592"/>
           </w:tcPr>
           <w:p>
             <w:r/>
@@ -1184,7 +2654,7 @@
               <w:rPr>
                 <w:rFonts w:ascii="맑은 고딕" w:hAnsi="맑은 고딕" w:eastAsia="맑은 고딕"/>
                 <w:b w:val="0"/>
-                <w:sz w:val="20"/>
+                <w:sz w:val="19"/>
               </w:rPr>
               <w:t>피해자·유족</w:t>
             </w:r>
@@ -1192,7 +2662,7 @@
         </w:tc>
         <w:tc>
           <w:tcPr>
-            <w:tcW w:type="dxa" w:w="2304"/>
+            <w:tcW w:type="dxa" w:w="2016"/>
           </w:tcPr>
           <w:p>
             <w:r/>
@@ -1200,7 +2670,7 @@
               <w:rPr>
                 <w:rFonts w:ascii="맑은 고딕" w:hAnsi="맑은 고딕" w:eastAsia="맑은 고딕"/>
                 <w:b w:val="0"/>
-                <w:sz w:val="20"/>
+                <w:sz w:val="19"/>
               </w:rPr>
               <w:t>약 70명</w:t>
             </w:r>
@@ -1208,7 +2678,7 @@
         </w:tc>
         <w:tc>
           <w:tcPr>
-            <w:tcW w:type="dxa" w:w="4320"/>
+            <w:tcW w:type="dxa" w:w="4896"/>
           </w:tcPr>
           <w:p>
             <w:r/>
@@ -1216,9 +2686,9 @@
               <w:rPr>
                 <w:rFonts w:ascii="맑은 고딕" w:hAnsi="맑은 고딕" w:eastAsia="맑은 고딕"/>
                 <w:b w:val="0"/>
-                <w:sz w:val="20"/>
+                <w:sz w:val="19"/>
               </w:rPr>
-              <w:t>사건당 1~2인, 다수 사건 대표</w:t>
+              <w:t>4개 유형 균형, 사건당 1~2인</w:t>
             </w:r>
           </w:p>
         </w:tc>
@@ -1226,7 +2696,7 @@
       <w:tr>
         <w:tc>
           <w:tcPr>
-            <w:tcW w:type="dxa" w:w="2880"/>
+            <w:tcW w:type="dxa" w:w="2592"/>
           </w:tcPr>
           <w:p>
             <w:r/>
@@ -1234,7 +2704,7 @@
               <w:rPr>
                 <w:rFonts w:ascii="맑은 고딕" w:hAnsi="맑은 고딕" w:eastAsia="맑은 고딕"/>
                 <w:b w:val="0"/>
-                <w:sz w:val="20"/>
+                <w:sz w:val="19"/>
               </w:rPr>
               <w:t>3기 진화위 위원</w:t>
             </w:r>
@@ -1242,7 +2712,7 @@
         </w:tc>
         <w:tc>
           <w:tcPr>
-            <w:tcW w:type="dxa" w:w="2304"/>
+            <w:tcW w:type="dxa" w:w="2016"/>
           </w:tcPr>
           <w:p>
             <w:r/>
@@ -1250,7 +2720,7 @@
               <w:rPr>
                 <w:rFonts w:ascii="맑은 고딕" w:hAnsi="맑은 고딕" w:eastAsia="맑은 고딕"/>
                 <w:b w:val="0"/>
-                <w:sz w:val="20"/>
+                <w:sz w:val="19"/>
               </w:rPr>
               <w:t>13명</w:t>
             </w:r>
@@ -1258,7 +2728,7 @@
         </w:tc>
         <w:tc>
           <w:tcPr>
-            <w:tcW w:type="dxa" w:w="4320"/>
+            <w:tcW w:type="dxa" w:w="4896"/>
           </w:tcPr>
           <w:p>
             <w:r/>
@@ -1266,9 +2736,9 @@
               <w:rPr>
                 <w:rFonts w:ascii="맑은 고딕" w:hAnsi="맑은 고딕" w:eastAsia="맑은 고딕"/>
                 <w:b w:val="0"/>
-                <w:sz w:val="20"/>
+                <w:sz w:val="19"/>
               </w:rPr>
-              <w:t>위원장·상임 3·비상임 9</w:t>
+              <w:t>위원장 1·상임 3·비상임 9</w:t>
             </w:r>
           </w:p>
         </w:tc>
@@ -1276,7 +2746,7 @@
       <w:tr>
         <w:tc>
           <w:tcPr>
-            <w:tcW w:type="dxa" w:w="2880"/>
+            <w:tcW w:type="dxa" w:w="2592"/>
           </w:tcPr>
           <w:p>
             <w:r/>
@@ -1284,7 +2754,7 @@
               <w:rPr>
                 <w:rFonts w:ascii="맑은 고딕" w:hAnsi="맑은 고딕" w:eastAsia="맑은 고딕"/>
                 <w:b w:val="0"/>
-                <w:sz w:val="20"/>
+                <w:sz w:val="19"/>
               </w:rPr>
               <w:t>정부</w:t>
             </w:r>
@@ -1292,7 +2762,7 @@
         </w:tc>
         <w:tc>
           <w:tcPr>
-            <w:tcW w:type="dxa" w:w="2304"/>
+            <w:tcW w:type="dxa" w:w="2016"/>
           </w:tcPr>
           <w:p>
             <w:r/>
@@ -1300,7 +2770,7 @@
               <w:rPr>
                 <w:rFonts w:ascii="맑은 고딕" w:hAnsi="맑은 고딕" w:eastAsia="맑은 고딕"/>
                 <w:b w:val="0"/>
-                <w:sz w:val="20"/>
+                <w:sz w:val="19"/>
               </w:rPr>
               <w:t>약 15명</w:t>
             </w:r>
@@ -1308,7 +2778,7 @@
         </w:tc>
         <w:tc>
           <w:tcPr>
-            <w:tcW w:type="dxa" w:w="4320"/>
+            <w:tcW w:type="dxa" w:w="4896"/>
           </w:tcPr>
           <w:p>
             <w:r/>
@@ -1316,9 +2786,9 @@
               <w:rPr>
                 <w:rFonts w:ascii="맑은 고딕" w:hAnsi="맑은 고딕" w:eastAsia="맑은 고딕"/>
                 <w:b w:val="0"/>
-                <w:sz w:val="20"/>
+                <w:sz w:val="19"/>
               </w:rPr>
-              <w:t>주관부처·의전 [확인 필요]</w:t>
+              <w:t>주관부처·국무총리실 등 [확인 필요]</w:t>
             </w:r>
           </w:p>
         </w:tc>
@@ -1326,7 +2796,7 @@
       <w:tr>
         <w:tc>
           <w:tcPr>
-            <w:tcW w:type="dxa" w:w="2880"/>
+            <w:tcW w:type="dxa" w:w="2592"/>
           </w:tcPr>
           <w:p>
             <w:r/>
@@ -1334,7 +2804,7 @@
               <w:rPr>
                 <w:rFonts w:ascii="맑은 고딕" w:hAnsi="맑은 고딕" w:eastAsia="맑은 고딕"/>
                 <w:b w:val="0"/>
-                <w:sz w:val="20"/>
+                <w:sz w:val="19"/>
               </w:rPr>
               <w:t>예비/수행</w:t>
             </w:r>
@@ -1342,7 +2812,7 @@
         </w:tc>
         <w:tc>
           <w:tcPr>
-            <w:tcW w:type="dxa" w:w="2304"/>
+            <w:tcW w:type="dxa" w:w="2016"/>
           </w:tcPr>
           <w:p>
             <w:r/>
@@ -1350,7 +2820,7 @@
               <w:rPr>
                 <w:rFonts w:ascii="맑은 고딕" w:hAnsi="맑은 고딕" w:eastAsia="맑은 고딕"/>
                 <w:b w:val="0"/>
-                <w:sz w:val="20"/>
+                <w:sz w:val="19"/>
               </w:rPr>
               <w:t>별도</w:t>
             </w:r>
@@ -1358,7 +2828,7 @@
         </w:tc>
         <w:tc>
           <w:tcPr>
-            <w:tcW w:type="dxa" w:w="4320"/>
+            <w:tcW w:type="dxa" w:w="4896"/>
           </w:tcPr>
           <w:p>
             <w:r/>
@@ -1366,9 +2836,9 @@
               <w:rPr>
                 <w:rFonts w:ascii="맑은 고딕" w:hAnsi="맑은 고딕" w:eastAsia="맑은 고딕"/>
                 <w:b w:val="0"/>
-                <w:sz w:val="20"/>
+                <w:sz w:val="19"/>
               </w:rPr>
-              <w:t>동반 인원 정원 외 조정</w:t>
+              <w:t>고령자 동반 정원 외 조정</w:t>
             </w:r>
           </w:p>
         </w:tc>
@@ -1381,28 +2851,6 @@
     </w:p>
     <w:p>
       <w:pPr>
-        <w:spacing w:after="40"/>
-        <w:ind w:left="720"/>
-      </w:pPr>
-      <w:r>
-        <w:rPr>
-          <w:rFonts w:ascii="맑은 고딕" w:hAnsi="맑은 고딕" w:eastAsia="맑은 고딕"/>
-          <w:b w:val="0"/>
-          <w:sz w:val="22"/>
-        </w:rPr>
-        <w:t xml:space="preserve">○ </w:t>
-      </w:r>
-      <w:r>
-        <w:rPr>
-          <w:rFonts w:ascii="맑은 고딕" w:hAnsi="맑은 고딕" w:eastAsia="맑은 고딕"/>
-          <w:b w:val="0"/>
-          <w:sz w:val="22"/>
-        </w:rPr>
-        <w:t>세부 배분·명단은 붙임 2에서 시뮬레이션(정원 100여 명 수렴 확인)</w:t>
-      </w:r>
-    </w:p>
-    <w:p>
-      <w:pPr>
         <w:spacing w:before="280" w:after="120"/>
       </w:pPr>
       <w:r>
@@ -1412,7 +2860,7 @@
           <w:color w:val="1F3864"/>
           <w:sz w:val="28"/>
         </w:rPr>
-        <w:t>Ⅲ. 오찬 기획 (팀원 3)</w:t>
+        <w:t>Ⅳ. 오찬 기획 및 메시지 (팀원 3)</w:t>
       </w:r>
     </w:p>
     <w:p>
@@ -1431,10 +2879,18 @@
       <w:r>
         <w:rPr>
           <w:rFonts w:ascii="맑은 고딕" w:hAnsi="맑은 고딕" w:eastAsia="맑은 고딕"/>
+          <w:b w:val="0"/>
+          <w:sz w:val="22"/>
+        </w:rPr>
+        <w:t xml:space="preserve">슬로건(안): </w:t>
+      </w:r>
+      <w:r>
+        <w:rPr>
+          <w:rFonts w:ascii="맑은 고딕" w:hAnsi="맑은 고딕" w:eastAsia="맑은 고딕"/>
           <w:b/>
           <w:sz w:val="22"/>
         </w:rPr>
-        <w:t>컨셉·슬로건(안)</w:t>
+        <w:t>"국가가 끝까지 기억하고, 끝까지 책임지겠습니다"</w:t>
       </w:r>
       <w:r>
         <w:rPr>
@@ -1442,50 +2898,7 @@
           <w:b w:val="0"/>
           <w:sz w:val="22"/>
         </w:rPr>
-      </w:r>
-    </w:p>
-    <w:p>
-      <w:pPr>
-        <w:spacing w:after="40"/>
-        <w:ind w:left="720"/>
-      </w:pPr>
-      <w:r>
-        <w:rPr>
-          <w:rFonts w:ascii="맑은 고딕" w:hAnsi="맑은 고딕" w:eastAsia="맑은 고딕"/>
-          <w:b w:val="0"/>
-          <w:sz w:val="22"/>
-        </w:rPr>
-        <w:t xml:space="preserve">○ </w:t>
-      </w:r>
-      <w:r>
-        <w:rPr>
-          <w:rFonts w:ascii="맑은 고딕" w:hAnsi="맑은 고딕" w:eastAsia="맑은 고딕"/>
-          <w:b w:val="0"/>
-          <w:sz w:val="22"/>
-        </w:rPr>
-        <w:t>"국가가 기억하겠습니다 — 위로에서 회복으로" [문구 조정]</w:t>
-      </w:r>
-    </w:p>
-    <w:p>
-      <w:pPr>
-        <w:spacing w:after="40"/>
-        <w:ind w:left="720"/>
-      </w:pPr>
-      <w:r>
-        <w:rPr>
-          <w:rFonts w:ascii="맑은 고딕" w:hAnsi="맑은 고딕" w:eastAsia="맑은 고딕"/>
-          <w:b w:val="0"/>
-          <w:sz w:val="22"/>
-        </w:rPr>
-        <w:t xml:space="preserve">○ </w:t>
-      </w:r>
-      <w:r>
-        <w:rPr>
-          <w:rFonts w:ascii="맑은 고딕" w:hAnsi="맑은 고딕" w:eastAsia="맑은 고딕"/>
-          <w:b w:val="0"/>
-          <w:sz w:val="22"/>
-        </w:rPr>
-        <w:t>기본 정조는 위로와 예우, 여기에 국가책임 확인·후속조치 약속을 결합</w:t>
+        <w:t xml:space="preserve"> [문구 조정]</w:t>
       </w:r>
     </w:p>
     <w:p>
@@ -1509,12 +2922,27 @@
         </w:rPr>
         <w:t>식순(안)</w:t>
       </w:r>
+    </w:p>
+    <w:p>
+      <w:pPr>
+        <w:spacing w:after="40"/>
+        <w:ind w:left="720"/>
+      </w:pPr>
       <w:r>
         <w:rPr>
           <w:rFonts w:ascii="맑은 고딕" w:hAnsi="맑은 고딕" w:eastAsia="맑은 고딕"/>
           <w:b w:val="0"/>
           <w:sz w:val="22"/>
         </w:rPr>
+        <w:t xml:space="preserve">○ </w:t>
+      </w:r>
+      <w:r>
+        <w:rPr>
+          <w:rFonts w:ascii="맑은 고딕" w:hAnsi="맑은 고딕" w:eastAsia="맑은 고딕"/>
+          <w:b w:val="0"/>
+          <w:sz w:val="22"/>
+        </w:rPr>
+        <w:t>① 피해자·유족 입장·예우 ② 묵념·헌화 등 상징 의례 ③ 정부 대표 위로·사과 말씀</w:t>
       </w:r>
     </w:p>
     <w:p>
@@ -1536,29 +2964,7 @@
           <w:b w:val="0"/>
           <w:sz w:val="22"/>
         </w:rPr>
-        <w:t>① 피해자·유족 입장·환영(의전 예우) ② 묵념·헌화 등 상징 의례 ③ 정부 대표 위로 말씀(공식 위로·사과 기조)</w:t>
-      </w:r>
-    </w:p>
-    <w:p>
-      <w:pPr>
-        <w:spacing w:after="40"/>
-        <w:ind w:left="720"/>
-      </w:pPr>
-      <w:r>
-        <w:rPr>
-          <w:rFonts w:ascii="맑은 고딕" w:hAnsi="맑은 고딕" w:eastAsia="맑은 고딕"/>
-          <w:b w:val="0"/>
-          <w:sz w:val="22"/>
-        </w:rPr>
-        <w:t xml:space="preserve">○ </w:t>
-      </w:r>
-      <w:r>
-        <w:rPr>
-          <w:rFonts w:ascii="맑은 고딕" w:hAnsi="맑은 고딕" w:eastAsia="맑은 고딕"/>
-          <w:b w:val="0"/>
-          <w:sz w:val="22"/>
-        </w:rPr>
-        <w:t>④ 사건 공통점 및 후속조치 발표 ⑤ 3기 진화위 소개 및 진실규명 당부 ⑥ 피해자 대표 말씀 ⑦ 오찬·환담</w:t>
+        <w:t>④ 후속조치(지속가능 체계) 발표 ⑤ 3기 진화위 소개 및 진실규명 당부 ⑥ 피해자 대표 말씀 ⑦ 오찬·환담</w:t>
       </w:r>
     </w:p>
     <w:p>
@@ -1580,14 +2986,7 @@
           <w:b/>
           <w:sz w:val="22"/>
         </w:rPr>
-        <w:t>핵심 메시지</w:t>
-      </w:r>
-      <w:r>
-        <w:rPr>
-          <w:rFonts w:ascii="맑은 고딕" w:hAnsi="맑은 고딕" w:eastAsia="맑은 고딕"/>
-          <w:b w:val="0"/>
-          <w:sz w:val="22"/>
-        </w:rPr>
+        <w:t>핵심 메시지 (구성)</w:t>
       </w:r>
     </w:p>
     <w:p>
@@ -1606,10 +3005,56 @@
       <w:r>
         <w:rPr>
           <w:rFonts w:ascii="맑은 고딕" w:hAnsi="맑은 고딕" w:eastAsia="맑은 고딕"/>
+          <w:b/>
+          <w:sz w:val="22"/>
+        </w:rPr>
+        <w:t>① 위로와 사과</w:t>
+      </w:r>
+    </w:p>
+    <w:p>
+      <w:pPr>
+        <w:spacing w:after="40"/>
+        <w:ind w:left="1152"/>
+      </w:pPr>
+      <w:r>
+        <w:rPr>
+          <w:rFonts w:ascii="맑은 고딕" w:hAnsi="맑은 고딕" w:eastAsia="맑은 고딕"/>
           <w:b w:val="0"/>
           <w:sz w:val="22"/>
         </w:rPr>
-        <w:t>위로·예우: 국가의 이름으로 피해자·유족께 공식 위로, 오랜 고통에 대한 사과 기조</w:t>
+        <w:t xml:space="preserve">- </w:t>
+      </w:r>
+      <w:r>
+        <w:rPr>
+          <w:rFonts w:ascii="맑은 고딕" w:hAnsi="맑은 고딕" w:eastAsia="맑은 고딕"/>
+          <w:b w:val="0"/>
+          <w:sz w:val="22"/>
+        </w:rPr>
+        <w:t xml:space="preserve">1기·2기 진화위까지 과거사 청산에 힘썼으나 </w:t>
+      </w:r>
+      <w:r>
+        <w:rPr>
+          <w:rFonts w:ascii="맑은 고딕" w:hAnsi="맑은 고딕" w:eastAsia="맑은 고딕"/>
+          <w:b/>
+          <w:sz w:val="22"/>
+        </w:rPr>
+        <w:t>끝내 마무리하지 못했습니다.</w:t>
+      </w:r>
+      <w:r>
+        <w:rPr>
+          <w:rFonts w:ascii="맑은 고딕" w:hAnsi="맑은 고딕" w:eastAsia="맑은 고딕"/>
+          <w:b w:val="0"/>
+          <w:sz w:val="22"/>
+        </w:rPr>
+        <w:t xml:space="preserve"> 국가가 가해자였던 그 오랜 시간, 진실규명 이후에도 온전히 회복해 드리지 못한 데 대해 </w:t>
+      </w:r>
+      <w:r>
+        <w:rPr>
+          <w:rFonts w:ascii="맑은 고딕" w:hAnsi="맑은 고딕" w:eastAsia="맑은 고딕"/>
+          <w:b/>
+          <w:sz w:val="22"/>
+        </w:rPr>
+        <w:t>국가폭력 피해자와 유족께 진심으로 사과드립니다.</w:t>
       </w:r>
     </w:p>
     <w:p>
@@ -1628,10 +3073,64 @@
       <w:r>
         <w:rPr>
           <w:rFonts w:ascii="맑은 고딕" w:hAnsi="맑은 고딕" w:eastAsia="맑은 고딕"/>
+          <w:b/>
+          <w:sz w:val="22"/>
+        </w:rPr>
+        <w:t>② 3기 진화위의 의미와 당부</w:t>
+      </w:r>
+    </w:p>
+    <w:p>
+      <w:pPr>
+        <w:spacing w:after="40"/>
+        <w:ind w:left="1152"/>
+      </w:pPr>
+      <w:r>
+        <w:rPr>
+          <w:rFonts w:ascii="맑은 고딕" w:hAnsi="맑은 고딕" w:eastAsia="맑은 고딕"/>
           <w:b w:val="0"/>
           <w:sz w:val="22"/>
         </w:rPr>
-        <w:t>공통점 도출: ▲국가에 의한 기본권 침해 ▲오랜 진상규명 지연 ▲명예회복·배상의 미완이라는 공통 구조 확인</w:t>
+        <w:t xml:space="preserve">- </w:t>
+      </w:r>
+      <w:r>
+        <w:rPr>
+          <w:rFonts w:ascii="맑은 고딕" w:hAnsi="맑은 고딕" w:eastAsia="맑은 고딕"/>
+          <w:b w:val="0"/>
+          <w:sz w:val="22"/>
+        </w:rPr>
+        <w:t xml:space="preserve">그 미완의 과제를 안고 3기 진화위에 이르렀습니다. 정부는 </w:t>
+      </w:r>
+      <w:r>
+        <w:rPr>
+          <w:rFonts w:ascii="맑은 고딕" w:hAnsi="맑은 고딕" w:eastAsia="맑은 고딕"/>
+          <w:b/>
+          <w:sz w:val="22"/>
+        </w:rPr>
+        <w:t>3기가 마지막 위원회가 되기를</w:t>
+      </w:r>
+      <w:r>
+        <w:rPr>
+          <w:rFonts w:ascii="맑은 고딕" w:hAnsi="맑은 고딕" w:eastAsia="맑은 고딕"/>
+          <w:b w:val="0"/>
+          <w:sz w:val="22"/>
+        </w:rPr>
+        <w:t xml:space="preserve"> 바라며, 위원들께 </w:t>
+      </w:r>
+      <w:r>
+        <w:rPr>
+          <w:rFonts w:ascii="맑은 고딕" w:hAnsi="맑은 고딕" w:eastAsia="맑은 고딕"/>
+          <w:b/>
+          <w:sz w:val="22"/>
+        </w:rPr>
+        <w:t>성역 없는 진실규명</w:t>
+      </w:r>
+      <w:r>
+        <w:rPr>
+          <w:rFonts w:ascii="맑은 고딕" w:hAnsi="맑은 고딕" w:eastAsia="맑은 고딕"/>
+          <w:b w:val="0"/>
+          <w:sz w:val="22"/>
+        </w:rPr>
+        <w:t>을 당부드립니다.</w:t>
       </w:r>
     </w:p>
     <w:p>
@@ -1650,10 +3149,70 @@
       <w:r>
         <w:rPr>
           <w:rFonts w:ascii="맑은 고딕" w:hAnsi="맑은 고딕" w:eastAsia="맑은 고딕"/>
+          <w:b/>
+          <w:sz w:val="22"/>
+        </w:rPr>
+        <w:t>③ 지속가능한 체계 — 이번엔 제도로 책임집니다</w:t>
+      </w:r>
+    </w:p>
+    <w:p>
+      <w:pPr>
+        <w:spacing w:after="40"/>
+        <w:ind w:left="1152"/>
+      </w:pPr>
+      <w:r>
+        <w:rPr>
+          <w:rFonts w:ascii="맑은 고딕" w:hAnsi="맑은 고딕" w:eastAsia="맑은 고딕"/>
           <w:b w:val="0"/>
           <w:sz w:val="22"/>
         </w:rPr>
-        <w:t>범정부 후속조치(과거사정리(기본)법 근거): 아래 Ⅳ</w:t>
+        <w:t xml:space="preserve">- </w:t>
+      </w:r>
+      <w:r>
+        <w:rPr>
+          <w:rFonts w:ascii="맑은 고딕" w:hAnsi="맑은 고딕" w:eastAsia="맑은 고딕"/>
+          <w:b/>
+          <w:sz w:val="22"/>
+        </w:rPr>
+        <w:t xml:space="preserve">(배·보상) </w:t>
+      </w:r>
+      <w:r>
+        <w:rPr>
+          <w:rFonts w:ascii="맑은 고딕" w:hAnsi="맑은 고딕" w:eastAsia="맑은 고딕"/>
+          <w:b w:val="0"/>
+          <w:sz w:val="22"/>
+        </w:rPr>
+        <w:t>과거사정리법 제50조에 따라 배상·보상을 따로 법률로 정하도록 되어 있는 만큼, 정부가 그 입법과 이행을 반드시 지키겠습니다.</w:t>
+      </w:r>
+    </w:p>
+    <w:p>
+      <w:pPr>
+        <w:spacing w:after="40"/>
+        <w:ind w:left="1152"/>
+      </w:pPr>
+      <w:r>
+        <w:rPr>
+          <w:rFonts w:ascii="맑은 고딕" w:hAnsi="맑은 고딕" w:eastAsia="맑은 고딕"/>
+          <w:b w:val="0"/>
+          <w:sz w:val="22"/>
+        </w:rPr>
+        <w:t xml:space="preserve">- </w:t>
+      </w:r>
+      <w:r>
+        <w:rPr>
+          <w:rFonts w:ascii="맑은 고딕" w:hAnsi="맑은 고딕" w:eastAsia="맑은 고딕"/>
+          <w:b/>
+          <w:sz w:val="22"/>
+        </w:rPr>
+        <w:t xml:space="preserve">(권고 이행 점검 격상) </w:t>
+      </w:r>
+      <w:r>
+        <w:rPr>
+          <w:rFonts w:ascii="맑은 고딕" w:hAnsi="맑은 고딕" w:eastAsia="맑은 고딕"/>
+          <w:b w:val="0"/>
+          <w:sz w:val="22"/>
+        </w:rPr>
+        <w:t>권고사항을 더 잘 챙기기 위해 제44조 권고 이행 점검의 주무를 국무총리로 격상(개정)하였고, 국무총리가 직접 이행을 챙기겠습니다.</w:t>
       </w:r>
     </w:p>
     <w:p>
@@ -1672,16 +3231,16 @@
       <w:r>
         <w:rPr>
           <w:rFonts w:ascii="맑은 고딕" w:hAnsi="맑은 고딕" w:eastAsia="맑은 고딕"/>
-          <w:b w:val="0"/>
+          <w:b/>
           <w:sz w:val="22"/>
         </w:rPr>
-        <w:t>3기 진화위 초청 의의: 정부와 신임 독립 위원회가 함께하는 자리 → 진실규명의 지속성·독립성 존중</w:t>
+        <w:t>④ 정부의 의지</w:t>
       </w:r>
     </w:p>
     <w:p>
       <w:pPr>
         <w:spacing w:after="40"/>
-        <w:ind w:left="720"/>
+        <w:ind w:left="1152"/>
       </w:pPr>
       <w:r>
         <w:rPr>
@@ -1689,7 +3248,7 @@
           <w:b w:val="0"/>
           <w:sz w:val="22"/>
         </w:rPr>
-        <w:t xml:space="preserve">○ </w:t>
+        <w:t xml:space="preserve">- </w:t>
       </w:r>
       <w:r>
         <w:rPr>
@@ -1697,7 +3256,7 @@
           <w:b w:val="0"/>
           <w:sz w:val="22"/>
         </w:rPr>
-        <w:t>정부 의지: 이번 정부가 과거 정부와 다른 과거사 해결 의지를 보인다는 점 표명, 3기 진화위에 철저하고 성역 없는 진실규명 당부</w:t>
+        <w:t>이번 정부는 과거 정부와 다른 과거사 해결 의지로, 3기 진화위 이후에도 지속가능하도록 제도로 뒷받침하겠습니다.</w:t>
       </w:r>
     </w:p>
     <w:p>
@@ -1719,7 +3278,7 @@
           <w:b w:val="0"/>
           <w:sz w:val="22"/>
         </w:rPr>
-        <w:t>참석자 구성: 피해자·유족 / 정부 / 3기 진화위 위원</w:t>
+        <w:t>참석자 구성: 피해자·유족 / 정부(국무총리실 포함) / 3기 진화위 위원</w:t>
       </w:r>
     </w:p>
     <w:p>
@@ -1733,7 +3292,7 @@
           <w:color w:val="1F3864"/>
           <w:sz w:val="28"/>
         </w:rPr>
-        <w:t>Ⅳ. 후속조치 계획 (과거사정리(기본)법 근거)</w:t>
+        <w:t>Ⅴ. 후속조치 계획 (과거사정리법 근거)</w:t>
       </w:r>
     </w:p>
     <w:p>
@@ -1755,7 +3314,7 @@
           <w:b/>
           <w:sz w:val="22"/>
         </w:rPr>
-        <w:t>입법 근거</w:t>
+        <w:t>배·보상 법제화</w:t>
       </w:r>
       <w:r>
         <w:rPr>
@@ -1763,50 +3322,7 @@
           <w:b w:val="0"/>
           <w:sz w:val="22"/>
         </w:rPr>
-      </w:r>
-    </w:p>
-    <w:p>
-      <w:pPr>
-        <w:spacing w:after="40"/>
-        <w:ind w:left="720"/>
-      </w:pPr>
-      <w:r>
-        <w:rPr>
-          <w:rFonts w:ascii="맑은 고딕" w:hAnsi="맑은 고딕" w:eastAsia="맑은 고딕"/>
-          <w:b w:val="0"/>
-          <w:sz w:val="22"/>
-        </w:rPr>
-        <w:t xml:space="preserve">○ </w:t>
-      </w:r>
-      <w:r>
-        <w:rPr>
-          <w:rFonts w:ascii="맑은 고딕" w:hAnsi="맑은 고딕" w:eastAsia="맑은 고딕"/>
-          <w:b w:val="0"/>
-          <w:sz w:val="22"/>
-        </w:rPr>
-        <w:t>진실·화해를 위한 과거사정리 기본법 전부개정(법사위 2024.12.3 가결)으로 3기 진화위 출범 근거 마련</w:t>
-      </w:r>
-    </w:p>
-    <w:p>
-      <w:pPr>
-        <w:spacing w:after="40"/>
-        <w:ind w:left="720"/>
-      </w:pPr>
-      <w:r>
-        <w:rPr>
-          <w:rFonts w:ascii="맑은 고딕" w:hAnsi="맑은 고딕" w:eastAsia="맑은 고딕"/>
-          <w:b w:val="0"/>
-          <w:sz w:val="22"/>
-        </w:rPr>
-        <w:t xml:space="preserve">○ </w:t>
-      </w:r>
-      <w:r>
-        <w:rPr>
-          <w:rFonts w:ascii="맑은 고딕" w:hAnsi="맑은 고딕" w:eastAsia="맑은 고딕"/>
-          <w:b w:val="0"/>
-          <w:sz w:val="22"/>
-        </w:rPr>
-        <w:t>정신적 손해 등 배·보상 공백에 대한 입법 보완 논의 진행(헌재의 정신적 손해 미고려 지적 반영) [확인 필요]</w:t>
+        <w:t>: 제50조에 따른 별도 배상·보상 법률 입법 추진(정신적 손해·시효 문제 포함) [조항·일정 확인]</w:t>
       </w:r>
     </w:p>
     <w:p>
@@ -1828,7 +3344,7 @@
           <w:b/>
           <w:sz w:val="22"/>
         </w:rPr>
-        <w:t>후속조치 방향(공통점 기반)</w:t>
+        <w:t>권고 이행 점검 격상</w:t>
       </w:r>
       <w:r>
         <w:rPr>
@@ -1836,12 +3352,13 @@
           <w:b w:val="0"/>
           <w:sz w:val="22"/>
         </w:rPr>
+        <w:t>: 제44조 개정에 따라 국무총리 주관 이행 점검 체계 가동 [확인 필요]</w:t>
       </w:r>
     </w:p>
     <w:p>
       <w:pPr>
         <w:spacing w:after="40"/>
-        <w:ind w:left="720"/>
+        <w:ind w:left="288"/>
       </w:pPr>
       <w:r>
         <w:rPr>
@@ -1849,7 +3366,15 @@
           <w:b w:val="0"/>
           <w:sz w:val="22"/>
         </w:rPr>
-        <w:t xml:space="preserve">○ </w:t>
+        <w:t xml:space="preserve">□ </w:t>
+      </w:r>
+      <w:r>
+        <w:rPr>
+          <w:rFonts w:ascii="맑은 고딕" w:hAnsi="맑은 고딕" w:eastAsia="맑은 고딕"/>
+          <w:b/>
+          <w:sz w:val="22"/>
+        </w:rPr>
+        <w:t>트라우마 치유</w:t>
       </w:r>
       <w:r>
         <w:rPr>
@@ -1857,13 +3382,13 @@
           <w:b w:val="0"/>
           <w:sz w:val="22"/>
         </w:rPr>
-        <w:t>배·보상 근거 정비: 진실규명 사건에 대한 배상·보상 근거 마련(시효·정신적 손해 문제 포함) [조항 확인]</w:t>
+        <w:t>: 국가폭력 피해자 심리·의료 지원 확충(치유센터 등) [확인 필요]</w:t>
       </w:r>
     </w:p>
     <w:p>
       <w:pPr>
         <w:spacing w:after="40"/>
-        <w:ind w:left="720"/>
+        <w:ind w:left="288"/>
       </w:pPr>
       <w:r>
         <w:rPr>
@@ -1871,7 +3396,15 @@
           <w:b w:val="0"/>
           <w:sz w:val="22"/>
         </w:rPr>
-        <w:t xml:space="preserve">○ </w:t>
+        <w:t xml:space="preserve">□ </w:t>
+      </w:r>
+      <w:r>
+        <w:rPr>
+          <w:rFonts w:ascii="맑은 고딕" w:hAnsi="맑은 고딕" w:eastAsia="맑은 고딕"/>
+          <w:b/>
+          <w:sz w:val="22"/>
+        </w:rPr>
+        <w:t>재심·명예회복 지원</w:t>
       </w:r>
       <w:r>
         <w:rPr>
@@ -1879,13 +3412,13 @@
           <w:b w:val="0"/>
           <w:sz w:val="22"/>
         </w:rPr>
-        <w:t>트라우마 치유: 국가폭력 피해자 심리·의료 지원(트라우마 치유센터 등) 확충 [확인 필요]</w:t>
+        <w:t>: 재심 접근성 제고, 기록 정정, 공식 명예회복</w:t>
       </w:r>
     </w:p>
     <w:p>
       <w:pPr>
         <w:spacing w:after="40"/>
-        <w:ind w:left="720"/>
+        <w:ind w:left="288"/>
       </w:pPr>
       <w:r>
         <w:rPr>
@@ -1893,7 +3426,15 @@
           <w:b w:val="0"/>
           <w:sz w:val="22"/>
         </w:rPr>
-        <w:t xml:space="preserve">○ </w:t>
+        <w:t xml:space="preserve">□ </w:t>
+      </w:r>
+      <w:r>
+        <w:rPr>
+          <w:rFonts w:ascii="맑은 고딕" w:hAnsi="맑은 고딕" w:eastAsia="맑은 고딕"/>
+          <w:b/>
+          <w:sz w:val="22"/>
+        </w:rPr>
+        <w:t>기억·기록 사업</w:t>
       </w:r>
       <w:r>
         <w:rPr>
@@ -1901,51 +3442,7 @@
           <w:b w:val="0"/>
           <w:sz w:val="22"/>
         </w:rPr>
-        <w:t>재심·명예회복 지원: 재심 접근성 제고, 기록 정정, 공식 명예회복 조치</w:t>
-      </w:r>
-    </w:p>
-    <w:p>
-      <w:pPr>
-        <w:spacing w:after="40"/>
-        <w:ind w:left="720"/>
-      </w:pPr>
-      <w:r>
-        <w:rPr>
-          <w:rFonts w:ascii="맑은 고딕" w:hAnsi="맑은 고딕" w:eastAsia="맑은 고딕"/>
-          <w:b w:val="0"/>
-          <w:sz w:val="22"/>
-        </w:rPr>
-        <w:t xml:space="preserve">○ </w:t>
-      </w:r>
-      <w:r>
-        <w:rPr>
-          <w:rFonts w:ascii="맑은 고딕" w:hAnsi="맑은 고딕" w:eastAsia="맑은 고딕"/>
-          <w:b w:val="0"/>
-          <w:sz w:val="22"/>
-        </w:rPr>
-        <w:t>기억·기록 사업: 기념·추모, 아카이브 구축, 교육을 통한 재발방지</w:t>
-      </w:r>
-    </w:p>
-    <w:p>
-      <w:pPr>
-        <w:spacing w:after="40"/>
-        <w:ind w:left="720"/>
-      </w:pPr>
-      <w:r>
-        <w:rPr>
-          <w:rFonts w:ascii="맑은 고딕" w:hAnsi="맑은 고딕" w:eastAsia="맑은 고딕"/>
-          <w:b w:val="0"/>
-          <w:sz w:val="22"/>
-        </w:rPr>
-        <w:t xml:space="preserve">○ </w:t>
-      </w:r>
-      <w:r>
-        <w:rPr>
-          <w:rFonts w:ascii="맑은 고딕" w:hAnsi="맑은 고딕" w:eastAsia="맑은 고딕"/>
-          <w:b w:val="0"/>
-          <w:sz w:val="22"/>
-        </w:rPr>
-        <w:t>정기 소통: 피해자·유족과의 정례 소통 채널 및 이행 점검</w:t>
+        <w:t>: 기념·추모·아카이브·교육을 통한 재발방지</w:t>
       </w:r>
     </w:p>
     <w:p>
@@ -1959,7 +3456,7 @@
           <w:color w:val="1F3864"/>
           <w:sz w:val="28"/>
         </w:rPr>
-        <w:t>Ⅴ. 소요 및 일정</w:t>
+        <w:t>Ⅵ. 소요 및 일정</w:t>
       </w:r>
     </w:p>
     <w:p>
@@ -1981,7 +3478,23 @@
           <w:b w:val="0"/>
           <w:sz w:val="22"/>
         </w:rPr>
-        <w:t>일시·장소: [정부 일정 협의]</w:t>
+        <w:t xml:space="preserve">일시: </w:t>
+      </w:r>
+      <w:r>
+        <w:rPr>
+          <w:rFonts w:ascii="맑은 고딕" w:hAnsi="맑은 고딕" w:eastAsia="맑은 고딕"/>
+          <w:b/>
+          <w:sz w:val="22"/>
+        </w:rPr>
+        <w:t>2026.8.6.(예정)</w:t>
+      </w:r>
+      <w:r>
+        <w:rPr>
+          <w:rFonts w:ascii="맑은 고딕" w:hAnsi="맑은 고딕" w:eastAsia="맑은 고딕"/>
+          <w:b w:val="0"/>
+          <w:sz w:val="22"/>
+        </w:rPr>
+        <w:t xml:space="preserve"> / 장소: [협의]</w:t>
       </w:r>
     </w:p>
     <w:p>
@@ -2003,7 +3516,7 @@
           <w:b w:val="0"/>
           <w:sz w:val="22"/>
         </w:rPr>
-        <w:t>주관·역할분담: 주관부처 / 진화위 협조 / 피해자단체 명단 추천 [확인 필요]</w:t>
+        <w:t>주관·역할분담: 주관부처 / 국무총리실(이행 점검) / 진화위 협조 / 단체·유족회 명단 추천 [확인 필요]</w:t>
       </w:r>
     </w:p>
     <w:p>
@@ -2049,13 +3562,6 @@
         </w:rPr>
         <w:t>리스크 관리</w:t>
       </w:r>
-      <w:r>
-        <w:rPr>
-          <w:rFonts w:ascii="맑은 고딕" w:hAnsi="맑은 고딕" w:eastAsia="맑은 고딕"/>
-          <w:b w:val="0"/>
-          <w:sz w:val="22"/>
-        </w:rPr>
-      </w:r>
     </w:p>
     <w:p>
       <w:pPr>
@@ -2076,7 +3582,7 @@
           <w:b w:val="0"/>
           <w:sz w:val="22"/>
         </w:rPr>
-        <w:t>형평성 논란(선정·배제) → 문서화된 기준으로 방어, 미초청 사건에 대한 향후 계획 병행 안내</w:t>
+        <w:t>형평성 논란(선정·배제) → 문서화된 기준으로 방어, 미초청 사건 향후 계획 병행 안내</w:t>
       </w:r>
     </w:p>
     <w:p>
@@ -2156,7 +3662,7 @@
           <w:b w:val="0"/>
           <w:sz w:val="22"/>
         </w:rPr>
-        <w:t>1. 국가사과 권고 사건 리스트(진화위 결정문 대조본) [작성 중 · 확인 필요]</w:t>
+        <w:t>1. 권위주의 통치시기 인권침해 대표 사건 및 피해규모(유형별) — 별첨 자료</w:t>
       </w:r>
     </w:p>
     <w:p>
@@ -2178,7 +3684,7 @@
           <w:b w:val="0"/>
           <w:sz w:val="22"/>
         </w:rPr>
-        <w:t>2. 초청자 명단(안) 및 정원 시뮬레이션</w:t>
+        <w:t>2. 초청자 명단(안) 및 정원 시뮬레이션(4개 유형 배분)</w:t>
       </w:r>
     </w:p>
     <w:p>
@@ -2237,7 +3743,7 @@
           <w:b w:val="0"/>
           <w:sz w:val="22"/>
         </w:rPr>
-        <w:t>선정·배제 기준의 설명가능성·형평성 확보(기준 문서화)</w:t>
+        <w:t>대상 근거를 과거사정리법 제2조제1항제4호·제5호로 명확화(붙임 1 연계)</w:t>
       </w:r>
     </w:p>
     <w:p>
@@ -2259,7 +3765,7 @@
           <w:b w:val="0"/>
           <w:sz w:val="22"/>
         </w:rPr>
-        <w:t>5·18·부마 등 개별법 대규모 사건 배제 반영</w:t>
+        <w:t>행사일(8.6)–대상사건 연계성(광복 + 3기 진화위 개시) 제안</w:t>
       </w:r>
     </w:p>
     <w:p>
@@ -2281,7 +3787,7 @@
           <w:b w:val="0"/>
           <w:sz w:val="22"/>
         </w:rPr>
-        <w:t>정원 100여 명 수렴(70/13/15 + 예비)</w:t>
+        <w:t>4개 유형별 구체 참석대상 사건 제안(피해자·유족 약 70명)</w:t>
       </w:r>
     </w:p>
     <w:p>
@@ -2303,7 +3809,7 @@
           <w:b w:val="0"/>
           <w:sz w:val="22"/>
         </w:rPr>
-        <w:t>위로 + 공통점·후속조치 + 3기 진화위 초청 + 정부 의지·진실규명 당부 모두 포함</w:t>
+        <w:t>3기 진화위 위원(7월 임명·7.21 최초 진실규명 개시) 초청 반영</w:t>
       </w:r>
     </w:p>
     <w:p>
@@ -2325,7 +3831,7 @@
           <w:b w:val="0"/>
           <w:sz w:val="22"/>
         </w:rPr>
-        <w:t>후속조치를 과거사정리법 입법에 근거</w:t>
+        <w:t>메시지: 위로·사과 → 3기 당부 → 제50조 배보상·제44조 국무총리 이행격상 → 정부 의지</w:t>
       </w:r>
     </w:p>
     <w:p>
@@ -2347,7 +3853,7 @@
           <w:b w:val="0"/>
           <w:sz w:val="22"/>
         </w:rPr>
-        <w:t>잔여 과제: 사건별 사실·법률 조항 [확인 필요] 항목 원문 검증, 명단·예산 확정</w:t>
+        <w:t>잔여 과제: 사건 규모·법 조문 [확인 필요] 원문 검증, 명단·예산 확정</w:t>
       </w:r>
     </w:p>
     <w:sectPr>
